--- a/reports/r0021.docx
+++ b/reports/r0021.docx
@@ -45,7 +45,7 @@
           <w:color w:val="000000"/>
           <w:sz w:val="21"/>
         </w:rPr>
-        <w:t>■ 呼伦贝尔经济总量列内蒙古自治区第五位，人均GDP约8.21万元、人均经济实力居全省中游，经济增速由6.10%回落至4.00%、有所放缓；固定资产投资最新增速转负（-3.90%），经济动能仍有待修复。【待补充：呼伦贝尔市的行政与战略定位、支柱产业及龙头企业（数据库未覆盖，需人工补充）】</w:t>
+        <w:t>■ 呼伦贝尔作为内蒙古自治区下辖地级市，经济总量列内蒙古自治区第五位，人均GDP约8.21万元、人均经济实力居全省中游，经济增速由6.10%回落至4.00%、有所放缓；固定资产投资最新增速转负（-3.90%），经济动能仍有待修复。</w:t>
       </w:r>
     </w:p>
     <w:p>
@@ -75,7 +75,7 @@
           <w:color w:val="000000"/>
           <w:sz w:val="21"/>
         </w:rPr>
-        <w:t>产业结构方面，2025年呼伦贝尔市三次产业结构为24.2:29.3:46.5。【待补充：支柱产业、主要龙头企业、对外贸易等定性描述（数据库未覆盖）】</w:t>
+        <w:t>产业结构方面，2025年呼伦贝尔市三次产业结构为24.2:29.3:46.5，第三产业占主导、服务业是经济主体，农业基础较好。</w:t>
       </w:r>
     </w:p>
     <w:p>

--- a/reports/r0021.docx
+++ b/reports/r0021.docx
@@ -15,7 +15,7 @@
           <w:color w:val="000000"/>
           <w:sz w:val="28"/>
         </w:rPr>
-        <w:t>呼伦贝尔市信用评级报告(区域部分)</w:t>
+        <w:t>南昌市信用评级报告(区域部分)</w:t>
       </w:r>
     </w:p>
     <w:p>
@@ -45,7 +45,7 @@
           <w:color w:val="000000"/>
           <w:sz w:val="21"/>
         </w:rPr>
-        <w:t>■ 呼伦贝尔作为内蒙古自治区下辖地级市，经济总量列内蒙古自治区第五位，人均GDP约8.21万元、人均经济实力居全省中游，经济增速由6.10%回落至4.00%、有所放缓；固定资产投资最新增速转负（-3.90%），经济动能仍有待修复。</w:t>
+        <w:t>■ 南昌作为江西省省会，经济总量在江西省稳居第一，人均GDP约12.00万元、人均经济实力居全省前列，省会地位与电子、航空产业并进。</w:t>
       </w:r>
     </w:p>
     <w:p>
@@ -60,7 +60,7 @@
           <w:color w:val="000000"/>
           <w:sz w:val="21"/>
         </w:rPr>
-        <w:t>呼伦贝尔市2023、2024、2025年地区生产总值分别为1,595.60亿元、1,732.38亿元、1,749.74亿元，同比增长6.10%、3.50%、4.00%。截至2025年末，全市常住人口211.90万人，人均GDP约8.21万元。</w:t>
+        <w:t>南昌市为江西省省会，是长江中游城市群和环鄱阳湖城市群核心城市。2023、2024、2025年，南昌市地区生产总值分别为7,437.85亿元、7,805.38亿元、8,141.69亿元，同比增长3.70%、4.90%、4.70%，由3.70%回升至4.70%、动能边际改善。</w:t>
       </w:r>
     </w:p>
     <w:p>
@@ -75,7 +75,7 @@
           <w:color w:val="000000"/>
           <w:sz w:val="21"/>
         </w:rPr>
-        <w:t>产业结构方面，2025年呼伦贝尔市三次产业结构为24.2:29.3:46.5，第三产业占主导、服务业是经济主体，农业基础较好。</w:t>
+        <w:t>产业结构方面，2025年南昌市三次产业结构为3.2:41.5:55.3，以电子信息、汽车、航空、医药、食品为支柱，聚集江铃汽车、洪都航空、欧菲光等企业，VR与航空制造特色鲜明。</w:t>
       </w:r>
     </w:p>
     <w:p>
@@ -90,7 +90,7 @@
           <w:color w:val="000000"/>
           <w:sz w:val="21"/>
         </w:rPr>
-        <w:t>2023、2024、2025年固定资产投资增速分别为22.50%、8.00%、-3.90%，2025年社会消费品零售总额365.68亿元，进出口总额40.36亿美元。</w:t>
+        <w:t>经济动能方面，2023、2024、2025年南昌市固定资产投资增速分别为-7.80%、5.40%、-4.80%，在房地产投资承压、部分大型项目接续不足的背景下有所走弱；2025年社会消费品零售总额2,921.78亿元，进出口总额159.60亿美元。</w:t>
       </w:r>
     </w:p>
     <w:p>
@@ -106,7 +106,7 @@
           <w:color w:val="000000"/>
           <w:sz w:val="21"/>
         </w:rPr>
-        <w:t>图表：2025年内蒙古自治区各地级市主要经济指标对比</w:t>
+        <w:t>图表：2025年江西省各地级市主要经济指标对比</w:t>
       </w:r>
     </w:p>
     <w:tbl>
@@ -362,7 +362,7 @@
                 <w:color w:val="000000"/>
                 <w:sz w:val="18"/>
               </w:rPr>
-              <w:t>鄂尔多斯市</w:t>
+              <w:t>南昌市</w:t>
             </w:r>
           </w:p>
         </w:tc>
@@ -391,7 +391,7 @@
                 <w:color w:val="000000"/>
                 <w:sz w:val="18"/>
               </w:rPr>
-              <w:t>6,122.20</w:t>
+              <w:t>8,141.69</w:t>
             </w:r>
           </w:p>
         </w:tc>
@@ -420,7 +420,7 @@
                 <w:color w:val="000000"/>
                 <w:sz w:val="18"/>
               </w:rPr>
-              <w:t>27.27</w:t>
+              <w:t>12.00</w:t>
             </w:r>
           </w:p>
         </w:tc>
@@ -449,7 +449,7 @@
                 <w:color w:val="000000"/>
                 <w:sz w:val="18"/>
               </w:rPr>
-              <w:t>5.10%</w:t>
+              <w:t>4.70%</w:t>
             </w:r>
           </w:p>
         </w:tc>
@@ -478,7 +478,7 @@
                 <w:color w:val="000000"/>
                 <w:sz w:val="18"/>
               </w:rPr>
-              <w:t>3.7:68.1:28.2</w:t>
+              <w:t>3.2:41.5:55.3</w:t>
             </w:r>
           </w:p>
         </w:tc>
@@ -507,7 +507,7 @@
                 <w:color w:val="000000"/>
                 <w:sz w:val="18"/>
               </w:rPr>
-              <w:t>803.00</w:t>
+              <w:t>537.77</w:t>
             </w:r>
           </w:p>
         </w:tc>
@@ -536,7 +536,7 @@
                 <w:color w:val="000000"/>
                 <w:sz w:val="18"/>
               </w:rPr>
-              <w:t>224.50</w:t>
+              <w:t>—</w:t>
             </w:r>
           </w:p>
         </w:tc>
@@ -567,7 +567,7 @@
                 <w:color w:val="000000"/>
                 <w:sz w:val="18"/>
               </w:rPr>
-              <w:t>包头市</w:t>
+              <w:t>赣州市</w:t>
             </w:r>
           </w:p>
         </w:tc>
@@ -596,7 +596,7 @@
                 <w:color w:val="000000"/>
                 <w:sz w:val="18"/>
               </w:rPr>
-              <w:t>4,711.90</w:t>
+              <w:t>5,221.29</w:t>
             </w:r>
           </w:p>
         </w:tc>
@@ -625,7 +625,7 @@
                 <w:color w:val="000000"/>
                 <w:sz w:val="18"/>
               </w:rPr>
-              <w:t>17.01</w:t>
+              <w:t>5.83</w:t>
             </w:r>
           </w:p>
         </w:tc>
@@ -654,7 +654,7 @@
                 <w:color w:val="000000"/>
                 <w:sz w:val="18"/>
               </w:rPr>
-              <w:t>5.40%</w:t>
+              <w:t>5.50%</w:t>
             </w:r>
           </w:p>
         </w:tc>
@@ -683,7 +683,7 @@
                 <w:color w:val="000000"/>
                 <w:sz w:val="18"/>
               </w:rPr>
-              <w:t>3.2:46:50.8</w:t>
+              <w:t>9.6:36.4:54</w:t>
             </w:r>
           </w:p>
         </w:tc>
@@ -712,7 +712,7 @@
                 <w:color w:val="000000"/>
                 <w:sz w:val="18"/>
               </w:rPr>
-              <w:t>183.71</w:t>
+              <w:t>333.89</w:t>
             </w:r>
           </w:p>
         </w:tc>
@@ -741,7 +741,7 @@
                 <w:color w:val="000000"/>
                 <w:sz w:val="18"/>
               </w:rPr>
-              <w:t>277.40</w:t>
+              <w:t>895.62</w:t>
             </w:r>
           </w:p>
         </w:tc>
@@ -772,7 +772,7 @@
                 <w:color w:val="000000"/>
                 <w:sz w:val="18"/>
               </w:rPr>
-              <w:t>呼和浩特市</w:t>
+              <w:t>九江市</w:t>
             </w:r>
           </w:p>
         </w:tc>
@@ -801,7 +801,7 @@
                 <w:color w:val="000000"/>
                 <w:sz w:val="18"/>
               </w:rPr>
-              <w:t>4,278.30</w:t>
+              <w:t>4,246.50</w:t>
             </w:r>
           </w:p>
         </w:tc>
@@ -830,7 +830,7 @@
                 <w:color w:val="000000"/>
                 <w:sz w:val="18"/>
               </w:rPr>
-              <w:t>11.72</w:t>
+              <w:t>—</w:t>
             </w:r>
           </w:p>
         </w:tc>
@@ -888,7 +888,7 @@
                 <w:color w:val="000000"/>
                 <w:sz w:val="18"/>
               </w:rPr>
-              <w:t>4.2:30.1:65.6</w:t>
+              <w:t>6.7:38.3:55</w:t>
             </w:r>
           </w:p>
         </w:tc>
@@ -917,7 +917,7 @@
                 <w:color w:val="000000"/>
                 <w:sz w:val="18"/>
               </w:rPr>
-              <w:t>268.61</w:t>
+              <w:t>322.00</w:t>
             </w:r>
           </w:p>
         </w:tc>
@@ -946,7 +946,7 @@
                 <w:color w:val="000000"/>
                 <w:sz w:val="18"/>
               </w:rPr>
-              <w:t>366.10</w:t>
+              <w:t>—</w:t>
             </w:r>
           </w:p>
         </w:tc>
@@ -977,7 +977,7 @@
                 <w:color w:val="000000"/>
                 <w:sz w:val="18"/>
               </w:rPr>
-              <w:t>赤峰市</w:t>
+              <w:t>上饶市</w:t>
             </w:r>
           </w:p>
         </w:tc>
@@ -1006,7 +1006,7 @@
                 <w:color w:val="000000"/>
                 <w:sz w:val="18"/>
               </w:rPr>
-              <w:t>2,407.10</w:t>
+              <w:t>3,935.90</w:t>
             </w:r>
           </w:p>
         </w:tc>
@@ -1035,7 +1035,7 @@
                 <w:color w:val="000000"/>
                 <w:sz w:val="18"/>
               </w:rPr>
-              <w:t>6.16</w:t>
+              <w:t>6.24</w:t>
             </w:r>
           </w:p>
         </w:tc>
@@ -1064,7 +1064,7 @@
                 <w:color w:val="000000"/>
                 <w:sz w:val="18"/>
               </w:rPr>
-              <w:t>4.90%</w:t>
+              <w:t>5.60%</w:t>
             </w:r>
           </w:p>
         </w:tc>
@@ -1093,7 +1093,7 @@
                 <w:color w:val="000000"/>
                 <w:sz w:val="18"/>
               </w:rPr>
-              <w:t>21.1:25.5:53.4</w:t>
+              <w:t>9.2:38.5:52.3</w:t>
             </w:r>
           </w:p>
         </w:tc>
@@ -1122,7 +1122,7 @@
                 <w:color w:val="000000"/>
                 <w:sz w:val="18"/>
               </w:rPr>
-              <w:t>126.25</w:t>
+              <w:t>289.20</w:t>
             </w:r>
           </w:p>
         </w:tc>
@@ -1151,7 +1151,7 @@
                 <w:color w:val="000000"/>
                 <w:sz w:val="18"/>
               </w:rPr>
-              <w:t>388.70</w:t>
+              <w:t>627.10</w:t>
             </w:r>
           </w:p>
         </w:tc>
@@ -1182,7 +1182,7 @@
                 <w:color w:val="000000"/>
                 <w:sz w:val="18"/>
               </w:rPr>
-              <w:t>呼伦贝尔市</w:t>
+              <w:t>宜春市</w:t>
             </w:r>
           </w:p>
         </w:tc>
@@ -1211,7 +1211,7 @@
                 <w:color w:val="000000"/>
                 <w:sz w:val="18"/>
               </w:rPr>
-              <w:t>1,749.74</w:t>
+              <w:t>3,930.24</w:t>
             </w:r>
           </w:p>
         </w:tc>
@@ -1240,7 +1240,7 @@
                 <w:color w:val="000000"/>
                 <w:sz w:val="18"/>
               </w:rPr>
-              <w:t>8.21</w:t>
+              <w:t>8.09</w:t>
             </w:r>
           </w:p>
         </w:tc>
@@ -1269,7 +1269,7 @@
                 <w:color w:val="000000"/>
                 <w:sz w:val="18"/>
               </w:rPr>
-              <w:t>4.00%</w:t>
+              <w:t>5.60%</w:t>
             </w:r>
           </w:p>
         </w:tc>
@@ -1298,7 +1298,7 @@
                 <w:color w:val="000000"/>
                 <w:sz w:val="18"/>
               </w:rPr>
-              <w:t>24.2:29.3:46.5</w:t>
+              <w:t>9.8:39:51.2</w:t>
             </w:r>
           </w:p>
         </w:tc>
@@ -1327,7 +1327,7 @@
                 <w:color w:val="000000"/>
                 <w:sz w:val="18"/>
               </w:rPr>
-              <w:t>111.16</w:t>
+              <w:t>276.34</w:t>
             </w:r>
           </w:p>
         </w:tc>
@@ -1356,7 +1356,7 @@
                 <w:color w:val="000000"/>
                 <w:sz w:val="18"/>
               </w:rPr>
-              <w:t>211.90</w:t>
+              <w:t>482.10</w:t>
             </w:r>
           </w:p>
         </w:tc>
@@ -1387,7 +1387,7 @@
                 <w:color w:val="000000"/>
                 <w:sz w:val="18"/>
               </w:rPr>
-              <w:t>通辽市</w:t>
+              <w:t>吉安市</w:t>
             </w:r>
           </w:p>
         </w:tc>
@@ -1416,7 +1416,7 @@
                 <w:color w:val="000000"/>
                 <w:sz w:val="18"/>
               </w:rPr>
-              <w:t>1,737.70</w:t>
+              <w:t>3,105.70</w:t>
             </w:r>
           </w:p>
         </w:tc>
@@ -1445,7 +1445,7 @@
                 <w:color w:val="000000"/>
                 <w:sz w:val="18"/>
               </w:rPr>
-              <w:t>6.28</w:t>
+              <w:t>7.20</w:t>
             </w:r>
           </w:p>
         </w:tc>
@@ -1474,7 +1474,7 @@
                 <w:color w:val="000000"/>
                 <w:sz w:val="18"/>
               </w:rPr>
-              <w:t>4.90%</w:t>
+              <w:t>5.70%</w:t>
             </w:r>
           </w:p>
         </w:tc>
@@ -1503,7 +1503,7 @@
                 <w:color w:val="000000"/>
                 <w:sz w:val="18"/>
               </w:rPr>
-              <w:t>26.1:29:44.9</w:t>
+              <w:t>8.9:42:49.1</w:t>
             </w:r>
           </w:p>
         </w:tc>
@@ -1532,7 +1532,7 @@
                 <w:color w:val="000000"/>
                 <w:sz w:val="18"/>
               </w:rPr>
-              <w:t>125.75</w:t>
+              <w:t>218.34</w:t>
             </w:r>
           </w:p>
         </w:tc>
@@ -1561,7 +1561,7 @@
                 <w:color w:val="000000"/>
                 <w:sz w:val="18"/>
               </w:rPr>
-              <w:t>275.20</w:t>
+              <w:t>427.14</w:t>
             </w:r>
           </w:p>
         </w:tc>
@@ -1592,7 +1592,7 @@
                 <w:color w:val="000000"/>
                 <w:sz w:val="18"/>
               </w:rPr>
-              <w:t>锡林郭勒盟</w:t>
+              <w:t>抚州市</w:t>
             </w:r>
           </w:p>
         </w:tc>
@@ -1621,7 +1621,7 @@
                 <w:color w:val="000000"/>
                 <w:sz w:val="18"/>
               </w:rPr>
-              <w:t>1,289.84</w:t>
+              <w:t>2,298.11</w:t>
             </w:r>
           </w:p>
         </w:tc>
@@ -1650,7 +1650,7 @@
                 <w:color w:val="000000"/>
                 <w:sz w:val="18"/>
               </w:rPr>
-              <w:t>11.67</w:t>
+              <w:t>6.49</w:t>
             </w:r>
           </w:p>
         </w:tc>
@@ -1679,7 +1679,7 @@
                 <w:color w:val="000000"/>
                 <w:sz w:val="18"/>
               </w:rPr>
-              <w:t>5.00%</w:t>
+              <w:t>5.90%</w:t>
             </w:r>
           </w:p>
         </w:tc>
@@ -1708,7 +1708,7 @@
                 <w:color w:val="000000"/>
                 <w:sz w:val="18"/>
               </w:rPr>
-              <w:t>15.2:47.4:37.4</w:t>
+              <w:t>11.5:39.1:49.4</w:t>
             </w:r>
           </w:p>
         </w:tc>
@@ -1737,7 +1737,7 @@
                 <w:color w:val="000000"/>
                 <w:sz w:val="18"/>
               </w:rPr>
-              <w:t>139.00</w:t>
+              <w:t>150.67</w:t>
             </w:r>
           </w:p>
         </w:tc>
@@ -1766,7 +1766,7 @@
                 <w:color w:val="000000"/>
                 <w:sz w:val="18"/>
               </w:rPr>
-              <w:t>110.30</w:t>
+              <w:t>354.57</w:t>
             </w:r>
           </w:p>
         </w:tc>
@@ -1797,7 +1797,7 @@
                 <w:color w:val="000000"/>
                 <w:sz w:val="18"/>
               </w:rPr>
-              <w:t>巴彦淖尔市</w:t>
+              <w:t>鹰潭市</w:t>
             </w:r>
           </w:p>
         </w:tc>
@@ -1826,7 +1826,7 @@
                 <w:color w:val="000000"/>
                 <w:sz w:val="18"/>
               </w:rPr>
-              <w:t>1,277.60</w:t>
+              <w:t>1,459.41</w:t>
             </w:r>
           </w:p>
         </w:tc>
@@ -1855,7 +1855,7 @@
                 <w:color w:val="000000"/>
                 <w:sz w:val="18"/>
               </w:rPr>
-              <w:t>8.63</w:t>
+              <w:t>12.74</w:t>
             </w:r>
           </w:p>
         </w:tc>
@@ -1884,7 +1884,7 @@
                 <w:color w:val="000000"/>
                 <w:sz w:val="18"/>
               </w:rPr>
-              <w:t>4.50%</w:t>
+              <w:t>6.20%</w:t>
             </w:r>
           </w:p>
         </w:tc>
@@ -1913,7 +1913,7 @@
                 <w:color w:val="000000"/>
                 <w:sz w:val="18"/>
               </w:rPr>
-              <w:t>27.3:27.6:45.1</w:t>
+              <w:t>5.4:51.1:43.5</w:t>
             </w:r>
           </w:p>
         </w:tc>
@@ -1942,7 +1942,7 @@
                 <w:color w:val="000000"/>
                 <w:sz w:val="18"/>
               </w:rPr>
-              <w:t>90.69</w:t>
+              <w:t>118.33</w:t>
             </w:r>
           </w:p>
         </w:tc>
@@ -1971,7 +1971,7 @@
                 <w:color w:val="000000"/>
                 <w:sz w:val="18"/>
               </w:rPr>
-              <w:t>147.00</w:t>
+              <w:t>114.50</w:t>
             </w:r>
           </w:p>
         </w:tc>
@@ -2002,7 +2002,7 @@
                 <w:color w:val="000000"/>
                 <w:sz w:val="18"/>
               </w:rPr>
-              <w:t>乌兰察布市</w:t>
+              <w:t>萍乡市</w:t>
             </w:r>
           </w:p>
         </w:tc>
@@ -2031,7 +2031,7 @@
                 <w:color w:val="000000"/>
                 <w:sz w:val="18"/>
               </w:rPr>
-              <w:t>1,260.30</w:t>
+              <w:t>1,276.04</w:t>
             </w:r>
           </w:p>
         </w:tc>
@@ -2060,7 +2060,7 @@
                 <w:color w:val="000000"/>
                 <w:sz w:val="18"/>
               </w:rPr>
-              <w:t>8.03</w:t>
+              <w:t>7.12</w:t>
             </w:r>
           </w:p>
         </w:tc>
@@ -2089,7 +2089,7 @@
                 <w:color w:val="000000"/>
                 <w:sz w:val="18"/>
               </w:rPr>
-              <w:t>4.80%</w:t>
+              <w:t>5.30%</w:t>
             </w:r>
           </w:p>
         </w:tc>
@@ -2118,7 +2118,7 @@
                 <w:color w:val="000000"/>
                 <w:sz w:val="18"/>
               </w:rPr>
-              <w:t>16.2:32.6:51.2</w:t>
+              <w:t>6.3:37.7:56</w:t>
             </w:r>
           </w:p>
         </w:tc>
@@ -2147,7 +2147,7 @@
                 <w:color w:val="000000"/>
                 <w:sz w:val="18"/>
               </w:rPr>
-              <w:t>76.90</w:t>
+              <w:t>231.27</w:t>
             </w:r>
           </w:p>
         </w:tc>
@@ -2176,7 +2176,7 @@
                 <w:color w:val="000000"/>
                 <w:sz w:val="18"/>
               </w:rPr>
-              <w:t>155.70</w:t>
+              <w:t>178.63</w:t>
             </w:r>
           </w:p>
         </w:tc>
@@ -2207,7 +2207,7 @@
                 <w:color w:val="000000"/>
                 <w:sz w:val="18"/>
               </w:rPr>
-              <w:t>兴安盟</w:t>
+              <w:t>新余市</w:t>
             </w:r>
           </w:p>
         </w:tc>
@@ -2236,7 +2236,7 @@
                 <w:color w:val="000000"/>
                 <w:sz w:val="18"/>
               </w:rPr>
-              <w:t>850.09</w:t>
+              <w:t>1,215.58</w:t>
             </w:r>
           </w:p>
         </w:tc>
@@ -2265,7 +2265,7 @@
                 <w:color w:val="000000"/>
                 <w:sz w:val="18"/>
               </w:rPr>
-              <w:t>6.23</w:t>
+              <w:t>10.20</w:t>
             </w:r>
           </w:p>
         </w:tc>
@@ -2294,7 +2294,7 @@
                 <w:color w:val="000000"/>
                 <w:sz w:val="18"/>
               </w:rPr>
-              <w:t>4.50%</w:t>
+              <w:t>5.80%</w:t>
             </w:r>
           </w:p>
         </w:tc>
@@ -2323,7 +2323,7 @@
                 <w:color w:val="000000"/>
                 <w:sz w:val="18"/>
               </w:rPr>
-              <w:t>34.9:23.2:41.9</w:t>
+              <w:t>6.7:35.6:57.7</w:t>
             </w:r>
           </w:p>
         </w:tc>
@@ -2352,7 +2352,7 @@
                 <w:color w:val="000000"/>
                 <w:sz w:val="18"/>
               </w:rPr>
-              <w:t>41.40</w:t>
+              <w:t>85.13</w:t>
             </w:r>
           </w:p>
         </w:tc>
@@ -2381,7 +2381,7 @@
                 <w:color w:val="000000"/>
                 <w:sz w:val="18"/>
               </w:rPr>
-              <w:t>135.50</w:t>
+              <w:t>118.96</w:t>
             </w:r>
           </w:p>
         </w:tc>
@@ -2412,7 +2412,7 @@
                 <w:color w:val="000000"/>
                 <w:sz w:val="18"/>
               </w:rPr>
-              <w:t>乌海市</w:t>
+              <w:t>景德镇市</w:t>
             </w:r>
           </w:p>
         </w:tc>
@@ -2441,7 +2441,7 @@
                 <w:color w:val="000000"/>
                 <w:sz w:val="18"/>
               </w:rPr>
-              <w:t>540.75</w:t>
+              <w:t>1,189.63</w:t>
             </w:r>
           </w:p>
         </w:tc>
@@ -2470,7 +2470,7 @@
                 <w:color w:val="000000"/>
                 <w:sz w:val="18"/>
               </w:rPr>
-              <w:t>9.74</w:t>
+              <w:t>7.35</w:t>
             </w:r>
           </w:p>
         </w:tc>
@@ -2499,7 +2499,7 @@
                 <w:color w:val="000000"/>
                 <w:sz w:val="18"/>
               </w:rPr>
-              <w:t>-4.30%</w:t>
+              <w:t>-0.70%</w:t>
             </w:r>
           </w:p>
         </w:tc>
@@ -2528,7 +2528,7 @@
                 <w:color w:val="000000"/>
                 <w:sz w:val="18"/>
               </w:rPr>
-              <w:t>1.6:45.7:52.7</w:t>
+              <w:t>6.5:38.4:55.1</w:t>
             </w:r>
           </w:p>
         </w:tc>
@@ -2557,7 +2557,7 @@
                 <w:color w:val="000000"/>
                 <w:sz w:val="18"/>
               </w:rPr>
-              <w:t>86.06</w:t>
+              <w:t>90.94</w:t>
             </w:r>
           </w:p>
         </w:tc>
@@ -2586,212 +2586,7 @@
                 <w:color w:val="000000"/>
                 <w:sz w:val="18"/>
               </w:rPr>
-              <w:t>54.90</w:t>
-            </w:r>
-          </w:p>
-        </w:tc>
-      </w:tr>
-      <w:tr>
-        <w:tc>
-          <w:tcPr>
-            <w:tcW w:type="dxa" w:w="1344"/>
-            <w:vAlign w:val="center"/>
-            <w:tcBorders>
-              <w:top w:val="single" w:sz="4" w:color="A6A6A6"/>
-              <w:left w:val="single" w:sz="4" w:color="A6A6A6"/>
-              <w:bottom w:val="single" w:sz="4" w:color="A6A6A6"/>
-              <w:right w:val="single" w:sz="4" w:color="A6A6A6"/>
-            </w:tcBorders>
-          </w:tcPr>
-          <w:p>
-            <w:pPr>
-              <w:spacing w:before="0" w:after="0" w:line="276" w:lineRule="auto"/>
-              <w:ind w:firstLine="0"/>
-              <w:jc w:val="left"/>
-            </w:pPr>
-            <w:r/>
-            <w:r>
-              <w:rPr>
-                <w:rFonts w:ascii="Times New Roman" w:hAnsi="Times New Roman" w:eastAsia="楷体"/>
-                <w:b w:val="0"/>
-                <w:color w:val="000000"/>
-                <w:sz w:val="18"/>
-              </w:rPr>
-              <w:t>阿拉善盟</w:t>
-            </w:r>
-          </w:p>
-        </w:tc>
-        <w:tc>
-          <w:tcPr>
-            <w:tcW w:type="dxa" w:w="1344"/>
-            <w:vAlign w:val="center"/>
-            <w:tcBorders>
-              <w:top w:val="single" w:sz="4" w:color="A6A6A6"/>
-              <w:left w:val="single" w:sz="4" w:color="A6A6A6"/>
-              <w:bottom w:val="single" w:sz="4" w:color="A6A6A6"/>
-              <w:right w:val="single" w:sz="4" w:color="A6A6A6"/>
-            </w:tcBorders>
-          </w:tcPr>
-          <w:p>
-            <w:pPr>
-              <w:spacing w:before="0" w:after="0" w:line="276" w:lineRule="auto"/>
-              <w:ind w:firstLine="0"/>
-              <w:jc w:val="center"/>
-            </w:pPr>
-            <w:r/>
-            <w:r>
-              <w:rPr>
-                <w:rFonts w:ascii="Times New Roman" w:hAnsi="Times New Roman" w:eastAsia="楷体"/>
-                <w:b w:val="0"/>
-                <w:color w:val="000000"/>
-                <w:sz w:val="18"/>
-              </w:rPr>
-              <w:t>418.80</w:t>
-            </w:r>
-          </w:p>
-        </w:tc>
-        <w:tc>
-          <w:tcPr>
-            <w:tcW w:type="dxa" w:w="1344"/>
-            <w:vAlign w:val="center"/>
-            <w:tcBorders>
-              <w:top w:val="single" w:sz="4" w:color="A6A6A6"/>
-              <w:left w:val="single" w:sz="4" w:color="A6A6A6"/>
-              <w:bottom w:val="single" w:sz="4" w:color="A6A6A6"/>
-              <w:right w:val="single" w:sz="4" w:color="A6A6A6"/>
-            </w:tcBorders>
-          </w:tcPr>
-          <w:p>
-            <w:pPr>
-              <w:spacing w:before="0" w:after="0" w:line="276" w:lineRule="auto"/>
-              <w:ind w:firstLine="0"/>
-              <w:jc w:val="center"/>
-            </w:pPr>
-            <w:r/>
-            <w:r>
-              <w:rPr>
-                <w:rFonts w:ascii="Times New Roman" w:hAnsi="Times New Roman" w:eastAsia="楷体"/>
-                <w:b w:val="0"/>
-                <w:color w:val="000000"/>
-                <w:sz w:val="18"/>
-              </w:rPr>
-              <w:t>15.51</w:t>
-            </w:r>
-          </w:p>
-        </w:tc>
-        <w:tc>
-          <w:tcPr>
-            <w:tcW w:type="dxa" w:w="1344"/>
-            <w:vAlign w:val="center"/>
-            <w:tcBorders>
-              <w:top w:val="single" w:sz="4" w:color="A6A6A6"/>
-              <w:left w:val="single" w:sz="4" w:color="A6A6A6"/>
-              <w:bottom w:val="single" w:sz="4" w:color="A6A6A6"/>
-              <w:right w:val="single" w:sz="4" w:color="A6A6A6"/>
-            </w:tcBorders>
-          </w:tcPr>
-          <w:p>
-            <w:pPr>
-              <w:spacing w:before="0" w:after="0" w:line="276" w:lineRule="auto"/>
-              <w:ind w:firstLine="0"/>
-              <w:jc w:val="center"/>
-            </w:pPr>
-            <w:r/>
-            <w:r>
-              <w:rPr>
-                <w:rFonts w:ascii="Times New Roman" w:hAnsi="Times New Roman" w:eastAsia="楷体"/>
-                <w:b w:val="0"/>
-                <w:color w:val="000000"/>
-                <w:sz w:val="18"/>
-              </w:rPr>
-              <w:t>4.10%</w:t>
-            </w:r>
-          </w:p>
-        </w:tc>
-        <w:tc>
-          <w:tcPr>
-            <w:tcW w:type="dxa" w:w="1344"/>
-            <w:vAlign w:val="center"/>
-            <w:tcBorders>
-              <w:top w:val="single" w:sz="4" w:color="A6A6A6"/>
-              <w:left w:val="single" w:sz="4" w:color="A6A6A6"/>
-              <w:bottom w:val="single" w:sz="4" w:color="A6A6A6"/>
-              <w:right w:val="single" w:sz="4" w:color="A6A6A6"/>
-            </w:tcBorders>
-          </w:tcPr>
-          <w:p>
-            <w:pPr>
-              <w:spacing w:before="0" w:after="0" w:line="276" w:lineRule="auto"/>
-              <w:ind w:firstLine="0"/>
-              <w:jc w:val="center"/>
-            </w:pPr>
-            <w:r/>
-            <w:r>
-              <w:rPr>
-                <w:rFonts w:ascii="Times New Roman" w:hAnsi="Times New Roman" w:eastAsia="楷体"/>
-                <w:b w:val="0"/>
-                <w:color w:val="000000"/>
-                <w:sz w:val="18"/>
-              </w:rPr>
-              <w:t>9:46.3:44.7</w:t>
-            </w:r>
-          </w:p>
-        </w:tc>
-        <w:tc>
-          <w:tcPr>
-            <w:tcW w:type="dxa" w:w="1344"/>
-            <w:vAlign w:val="center"/>
-            <w:tcBorders>
-              <w:top w:val="single" w:sz="4" w:color="A6A6A6"/>
-              <w:left w:val="single" w:sz="4" w:color="A6A6A6"/>
-              <w:bottom w:val="single" w:sz="4" w:color="A6A6A6"/>
-              <w:right w:val="single" w:sz="4" w:color="A6A6A6"/>
-            </w:tcBorders>
-          </w:tcPr>
-          <w:p>
-            <w:pPr>
-              <w:spacing w:before="0" w:after="0" w:line="276" w:lineRule="auto"/>
-              <w:ind w:firstLine="0"/>
-              <w:jc w:val="center"/>
-            </w:pPr>
-            <w:r/>
-            <w:r>
-              <w:rPr>
-                <w:rFonts w:ascii="Times New Roman" w:hAnsi="Times New Roman" w:eastAsia="楷体"/>
-                <w:b w:val="0"/>
-                <w:color w:val="000000"/>
-                <w:sz w:val="18"/>
-              </w:rPr>
-              <w:t>37.17</w:t>
-            </w:r>
-          </w:p>
-        </w:tc>
-        <w:tc>
-          <w:tcPr>
-            <w:tcW w:type="dxa" w:w="1344"/>
-            <w:vAlign w:val="center"/>
-            <w:tcBorders>
-              <w:top w:val="single" w:sz="4" w:color="A6A6A6"/>
-              <w:left w:val="single" w:sz="4" w:color="A6A6A6"/>
-              <w:bottom w:val="single" w:sz="4" w:color="A6A6A6"/>
-              <w:right w:val="single" w:sz="4" w:color="A6A6A6"/>
-            </w:tcBorders>
-          </w:tcPr>
-          <w:p>
-            <w:pPr>
-              <w:spacing w:before="0" w:after="0" w:line="276" w:lineRule="auto"/>
-              <w:ind w:firstLine="0"/>
-              <w:jc w:val="center"/>
-            </w:pPr>
-            <w:r/>
-            <w:r>
-              <w:rPr>
-                <w:rFonts w:ascii="Times New Roman" w:hAnsi="Times New Roman" w:eastAsia="楷体"/>
-                <w:b w:val="0"/>
-                <w:color w:val="000000"/>
-                <w:sz w:val="18"/>
-              </w:rPr>
-              <w:t>26.80</w:t>
+              <w:t>161.76</w:t>
             </w:r>
           </w:p>
         </w:tc>
@@ -2824,7 +2619,7 @@
           <w:color w:val="000000"/>
           <w:sz w:val="21"/>
         </w:rPr>
-        <w:t>省内对比看，呼伦贝尔市2025年GDP总量1,749.74亿元、列全省第五位，一般公共预算收入111.16亿元、列全省第七位。整体来看，呼伦贝尔市经济基本面在内蒙古自治区内具有一定代表性，但需关注固定资产投资走势及新旧动能转换的接续性。</w:t>
+        <w:t>省内对比看，南昌市2025年GDP总量8,141.69亿元、列全省第一位，约为省内第二的赣州市（5,221.29亿元）的1.6倍，省内首位度较高；一般公共预算收入537.77亿元、稳居全省第一。整体来看，南昌市在江西省内的经济与财政地位极为重要，但放到同类城市横向看，产业结构升级与新旧动能转换仍是中长期需要关注的核心课题。</w:t>
       </w:r>
     </w:p>
     <w:p>
@@ -2839,7 +2634,7 @@
           <w:color w:val="000000"/>
           <w:sz w:val="21"/>
         </w:rPr>
-        <w:t>■ 呼伦贝尔市财政体量在内蒙古自治区处于中游，税收占比72.73%、税收质量较好，但政府性基金收入较2023年累计增长84%；2025年末宽口径债务率623.12%、处于偏高水平，已显著高于公认的 300% 偏高临界线，后续偿债压力值得关注。</w:t>
+        <w:t>■ 南昌市财政体量在江西省稳居第一，税收占比处于六成以上、财政质量中等偏上；但受房地产市场调整影响，政府性基金收入较2023年累计缩水超三成、土地财政贡献度显著弱化；2025年末宽口径债务率428.94%、处于偏高水平，已显著高于公认的 300% 偏高临界线，后续偿债压力值得关注。</w:t>
       </w:r>
     </w:p>
     <w:p>
@@ -2854,7 +2649,7 @@
           <w:color w:val="000000"/>
           <w:sz w:val="21"/>
         </w:rPr>
-        <w:t>财政收入方面，2023、2024、2025年呼伦贝尔市一般公共预算收入分别为110.63亿元、118.81亿元、111.16亿元，其中税收收入82.00亿元、83.75亿元、80.85亿元，税收占比维持在74.13%、70.50%、72.73%；一般公共预算支出576.52亿元、620.18亿元、573.28亿元，财政自给率19.19%、19.16%、19.39%。</w:t>
+        <w:t>财政收入方面，2023、2024、2025年南昌市一般公共预算收入分别为500.20亿元、526.20亿元、537.77亿元，在江西省内稳居第一；其中税收收入分别为330.10亿元、334.50亿元、325.35亿元，税收占比维持在65.99%、63.57%、60.50%，处于六成以上、财政质量中等偏上。一般公共预算支出分别为925.60亿元、940.10亿元、914.44亿元，财政自给率54.04%、55.97%、58.81%，财政自给率偏低、刚性支出压力较大。</w:t>
       </w:r>
     </w:p>
     <w:p>
@@ -2869,7 +2664,7 @@
           <w:color w:val="000000"/>
           <w:sz w:val="21"/>
         </w:rPr>
-        <w:t>政府性基金收入方面，2023、2024、2025年分别为18.70亿元、43.09亿元、34.37亿元，政府性基金收入较2023年累计增长84%，反映地方综合财力对房地产周期的敞口。</w:t>
+        <w:t>政府性基金收入方面，2023、2024、2025年南昌市政府性基金收入分别为270.80亿元、133.80亿元、160.20亿元，较2023年累计缩水超三成、土地财政贡献度显著弱化，反映地方综合财力对房地产周期与土地市场的敞口较大。</w:t>
       </w:r>
     </w:p>
     <w:p>
@@ -2885,7 +2680,7 @@
           <w:color w:val="000000"/>
           <w:sz w:val="21"/>
         </w:rPr>
-        <w:t>图表：2023-2025年呼伦贝尔市财政收入情况(单位:亿元、%)</w:t>
+        <w:t>图表：2023-2025年南昌市财政收入情况(单位:亿元、%)</w:t>
       </w:r>
     </w:p>
     <w:tbl>
@@ -3170,7 +2965,7 @@
                 <w:color w:val="000000"/>
                 <w:sz w:val="18"/>
               </w:rPr>
-              <w:t>110.63</w:t>
+              <w:t>500.20</w:t>
             </w:r>
           </w:p>
         </w:tc>
@@ -3199,7 +2994,7 @@
                 <w:color w:val="000000"/>
                 <w:sz w:val="18"/>
               </w:rPr>
-              <w:t>12.02%</w:t>
+              <w:t>9.30%</w:t>
             </w:r>
           </w:p>
         </w:tc>
@@ -3228,7 +3023,7 @@
                 <w:color w:val="000000"/>
                 <w:sz w:val="18"/>
               </w:rPr>
-              <w:t>118.81</w:t>
+              <w:t>526.20</w:t>
             </w:r>
           </w:p>
         </w:tc>
@@ -3257,7 +3052,7 @@
                 <w:color w:val="000000"/>
                 <w:sz w:val="18"/>
               </w:rPr>
-              <w:t>7.39%</w:t>
+              <w:t>5.20%</w:t>
             </w:r>
           </w:p>
         </w:tc>
@@ -3286,7 +3081,7 @@
                 <w:color w:val="000000"/>
                 <w:sz w:val="18"/>
               </w:rPr>
-              <w:t>111.16</w:t>
+              <w:t>537.77</w:t>
             </w:r>
           </w:p>
         </w:tc>
@@ -3315,7 +3110,7 @@
                 <w:color w:val="000000"/>
                 <w:sz w:val="18"/>
               </w:rPr>
-              <w:t>-6.44%</w:t>
+              <w:t>2.20%</w:t>
             </w:r>
           </w:p>
         </w:tc>
@@ -3375,7 +3170,7 @@
                 <w:color w:val="000000"/>
                 <w:sz w:val="18"/>
               </w:rPr>
-              <w:t>82.00</w:t>
+              <w:t>330.10</w:t>
             </w:r>
           </w:p>
         </w:tc>
@@ -3433,7 +3228,7 @@
                 <w:color w:val="000000"/>
                 <w:sz w:val="18"/>
               </w:rPr>
-              <w:t>83.75</w:t>
+              <w:t>334.50</w:t>
             </w:r>
           </w:p>
         </w:tc>
@@ -3462,7 +3257,7 @@
                 <w:color w:val="000000"/>
                 <w:sz w:val="18"/>
               </w:rPr>
-              <w:t>2.13%</w:t>
+              <w:t>1.33%</w:t>
             </w:r>
           </w:p>
         </w:tc>
@@ -3491,7 +3286,7 @@
                 <w:color w:val="000000"/>
                 <w:sz w:val="18"/>
               </w:rPr>
-              <w:t>80.85</w:t>
+              <w:t>325.35</w:t>
             </w:r>
           </w:p>
         </w:tc>
@@ -3520,7 +3315,7 @@
                 <w:color w:val="000000"/>
                 <w:sz w:val="18"/>
               </w:rPr>
-              <w:t>-3.46%</w:t>
+              <w:t>-2.74%</w:t>
             </w:r>
           </w:p>
         </w:tc>
@@ -3580,7 +3375,7 @@
                 <w:color w:val="000000"/>
                 <w:sz w:val="18"/>
               </w:rPr>
-              <w:t>74.13%</w:t>
+              <w:t>65.99%</w:t>
             </w:r>
           </w:p>
         </w:tc>
@@ -3638,7 +3433,7 @@
                 <w:color w:val="000000"/>
                 <w:sz w:val="18"/>
               </w:rPr>
-              <w:t>70.50%</w:t>
+              <w:t>63.57%</w:t>
             </w:r>
           </w:p>
         </w:tc>
@@ -3696,7 +3491,7 @@
                 <w:color w:val="000000"/>
                 <w:sz w:val="18"/>
               </w:rPr>
-              <w:t>72.73%</w:t>
+              <w:t>60.50%</w:t>
             </w:r>
           </w:p>
         </w:tc>
@@ -3785,7 +3580,7 @@
                 <w:color w:val="000000"/>
                 <w:sz w:val="18"/>
               </w:rPr>
-              <w:t>576.52</w:t>
+              <w:t>925.60</w:t>
             </w:r>
           </w:p>
         </w:tc>
@@ -3843,7 +3638,7 @@
                 <w:color w:val="000000"/>
                 <w:sz w:val="18"/>
               </w:rPr>
-              <w:t>620.18</w:t>
+              <w:t>940.10</w:t>
             </w:r>
           </w:p>
         </w:tc>
@@ -3872,7 +3667,7 @@
                 <w:color w:val="000000"/>
                 <w:sz w:val="18"/>
               </w:rPr>
-              <w:t>7.57%</w:t>
+              <w:t>1.57%</w:t>
             </w:r>
           </w:p>
         </w:tc>
@@ -3901,7 +3696,7 @@
                 <w:color w:val="000000"/>
                 <w:sz w:val="18"/>
               </w:rPr>
-              <w:t>573.28</w:t>
+              <w:t>914.44</w:t>
             </w:r>
           </w:p>
         </w:tc>
@@ -3930,7 +3725,7 @@
                 <w:color w:val="000000"/>
                 <w:sz w:val="18"/>
               </w:rPr>
-              <w:t>-7.56%</w:t>
+              <w:t>-2.73%</w:t>
             </w:r>
           </w:p>
         </w:tc>
@@ -3990,7 +3785,7 @@
                 <w:color w:val="000000"/>
                 <w:sz w:val="18"/>
               </w:rPr>
-              <w:t>19.19%</w:t>
+              <w:t>54.04%</w:t>
             </w:r>
           </w:p>
         </w:tc>
@@ -4048,7 +3843,7 @@
                 <w:color w:val="000000"/>
                 <w:sz w:val="18"/>
               </w:rPr>
-              <w:t>19.16%</w:t>
+              <w:t>55.97%</w:t>
             </w:r>
           </w:p>
         </w:tc>
@@ -4106,7 +3901,7 @@
                 <w:color w:val="000000"/>
                 <w:sz w:val="18"/>
               </w:rPr>
-              <w:t>19.39%</w:t>
+              <w:t>58.81%</w:t>
             </w:r>
           </w:p>
         </w:tc>
@@ -4195,7 +3990,7 @@
                 <w:color w:val="000000"/>
                 <w:sz w:val="18"/>
               </w:rPr>
-              <w:t>18.70</w:t>
+              <w:t>270.80</w:t>
             </w:r>
           </w:p>
         </w:tc>
@@ -4253,7 +4048,7 @@
                 <w:color w:val="000000"/>
                 <w:sz w:val="18"/>
               </w:rPr>
-              <w:t>43.09</w:t>
+              <w:t>133.80</w:t>
             </w:r>
           </w:p>
         </w:tc>
@@ -4282,7 +4077,7 @@
                 <w:color w:val="000000"/>
                 <w:sz w:val="18"/>
               </w:rPr>
-              <w:t>130.43%</w:t>
+              <w:t>-50.59%</w:t>
             </w:r>
           </w:p>
         </w:tc>
@@ -4311,7 +4106,7 @@
                 <w:color w:val="000000"/>
                 <w:sz w:val="18"/>
               </w:rPr>
-              <w:t>34.37</w:t>
+              <w:t>160.20</w:t>
             </w:r>
           </w:p>
         </w:tc>
@@ -4340,7 +4135,7 @@
                 <w:color w:val="000000"/>
                 <w:sz w:val="18"/>
               </w:rPr>
-              <w:t>-20.24%</w:t>
+              <w:t>19.73%</w:t>
             </w:r>
           </w:p>
         </w:tc>
@@ -4358,7 +4153,7 @@
           <w:color w:val="000000"/>
           <w:sz w:val="19"/>
         </w:rPr>
-        <w:t>资料来源:呼伦贝尔市财政决算、企业预警通,风控信评部整理</w:t>
+        <w:t>资料来源:南昌市财政决算、企业预警通,风控信评部整理</w:t>
       </w:r>
     </w:p>
     <w:p>
@@ -4373,7 +4168,1291 @@
           <w:color w:val="000000"/>
           <w:sz w:val="21"/>
         </w:rPr>
-        <w:t>土地市场方面，【待补充:呼伦贝尔市土地出让与房地产销售数据（土地市场数据库未覆盖该市）】。</w:t>
+        <w:t>土地市场方面，2021、2022、2023、2024、2025年南昌市经营性用地成交价分别为226.33亿元、265.45亿元、221.13亿元、75.77亿元、103.05亿元，2025年较2021年下降54.47%；同期平均溢价率为14.74%、4.67%、4.51%、4.45%、4.84%，整体处于低位、反映市场化主体拿地意愿与未来房价预期偏弱；成交楼面均价由2,059元/㎡降至1,379元/㎡、累计下降33.03%。2026年1-4月，南昌市经营性用地累计成交46宗、规划建面149.77万㎡、成交价7.86亿元，延续低位运行。</w:t>
+      </w:r>
+    </w:p>
+    <w:p>
+      <w:pPr>
+        <w:spacing w:before="80" w:after="40" w:line="360" w:lineRule="auto"/>
+        <w:ind w:firstLine="0"/>
+        <w:jc w:val="center"/>
+      </w:pPr>
+      <w:r>
+        <w:rPr>
+          <w:rFonts w:ascii="Times New Roman" w:hAnsi="Times New Roman" w:eastAsia="楷体"/>
+          <w:b/>
+          <w:color w:val="000000"/>
+          <w:sz w:val="21"/>
+        </w:rPr>
+        <w:t>图表:2021-2025年南昌市土地出让情况</w:t>
+      </w:r>
+    </w:p>
+    <w:tbl>
+      <w:tblPr>
+        <w:tblW w:type="auto" w:w="0"/>
+        <w:tblLayout w:type="autofit"/>
+        <w:tblLook w:firstColumn="1" w:firstRow="1" w:lastColumn="0" w:lastRow="0" w:noHBand="0" w:noVBand="1" w:val="04A0"/>
+      </w:tblPr>
+      <w:tblGrid>
+        <w:gridCol w:w="1568"/>
+        <w:gridCol w:w="1568"/>
+        <w:gridCol w:w="1568"/>
+        <w:gridCol w:w="1568"/>
+        <w:gridCol w:w="1568"/>
+        <w:gridCol w:w="1568"/>
+      </w:tblGrid>
+      <w:tr>
+        <w:tc>
+          <w:tcPr>
+            <w:tcW w:type="dxa" w:w="1568"/>
+            <w:vAlign w:val="center"/>
+            <w:shd w:val="clear" w:color="auto" w:fill="F1A983"/>
+            <w:tcBorders>
+              <w:top w:val="single" w:sz="4" w:color="A6A6A6"/>
+              <w:left w:val="single" w:sz="4" w:color="A6A6A6"/>
+              <w:bottom w:val="single" w:sz="4" w:color="A6A6A6"/>
+              <w:right w:val="single" w:sz="4" w:color="A6A6A6"/>
+            </w:tcBorders>
+          </w:tcPr>
+          <w:p>
+            <w:pPr>
+              <w:spacing w:before="0" w:after="0" w:line="276" w:lineRule="auto"/>
+              <w:ind w:firstLine="0"/>
+              <w:jc w:val="center"/>
+            </w:pPr>
+            <w:r/>
+            <w:r>
+              <w:rPr>
+                <w:rFonts w:ascii="Times New Roman" w:hAnsi="Times New Roman" w:eastAsia="楷体"/>
+                <w:b/>
+                <w:color w:val="000000"/>
+                <w:sz w:val="18"/>
+              </w:rPr>
+              <w:t>年度</w:t>
+            </w:r>
+          </w:p>
+        </w:tc>
+        <w:tc>
+          <w:tcPr>
+            <w:tcW w:type="dxa" w:w="1568"/>
+            <w:vAlign w:val="center"/>
+            <w:shd w:val="clear" w:color="auto" w:fill="F1A983"/>
+            <w:tcBorders>
+              <w:top w:val="single" w:sz="4" w:color="A6A6A6"/>
+              <w:left w:val="single" w:sz="4" w:color="A6A6A6"/>
+              <w:bottom w:val="single" w:sz="4" w:color="A6A6A6"/>
+              <w:right w:val="single" w:sz="4" w:color="A6A6A6"/>
+            </w:tcBorders>
+          </w:tcPr>
+          <w:p>
+            <w:pPr>
+              <w:spacing w:before="0" w:after="0" w:line="276" w:lineRule="auto"/>
+              <w:ind w:firstLine="0"/>
+              <w:jc w:val="center"/>
+            </w:pPr>
+            <w:r/>
+            <w:r>
+              <w:rPr>
+                <w:rFonts w:ascii="Times New Roman" w:hAnsi="Times New Roman" w:eastAsia="楷体"/>
+                <w:b/>
+                <w:color w:val="000000"/>
+                <w:sz w:val="18"/>
+              </w:rPr>
+              <w:t>土地宗数</w:t>
+            </w:r>
+          </w:p>
+        </w:tc>
+        <w:tc>
+          <w:tcPr>
+            <w:tcW w:type="dxa" w:w="1568"/>
+            <w:vAlign w:val="center"/>
+            <w:shd w:val="clear" w:color="auto" w:fill="F1A983"/>
+            <w:tcBorders>
+              <w:top w:val="single" w:sz="4" w:color="A6A6A6"/>
+              <w:left w:val="single" w:sz="4" w:color="A6A6A6"/>
+              <w:bottom w:val="single" w:sz="4" w:color="A6A6A6"/>
+              <w:right w:val="single" w:sz="4" w:color="A6A6A6"/>
+            </w:tcBorders>
+          </w:tcPr>
+          <w:p>
+            <w:pPr>
+              <w:spacing w:before="0" w:after="0" w:line="276" w:lineRule="auto"/>
+              <w:ind w:firstLine="0"/>
+              <w:jc w:val="center"/>
+            </w:pPr>
+            <w:r/>
+            <w:r>
+              <w:rPr>
+                <w:rFonts w:ascii="Times New Roman" w:hAnsi="Times New Roman" w:eastAsia="楷体"/>
+                <w:b/>
+                <w:color w:val="000000"/>
+                <w:sz w:val="18"/>
+              </w:rPr>
+              <w:t>规划建面(万㎡)</w:t>
+            </w:r>
+          </w:p>
+        </w:tc>
+        <w:tc>
+          <w:tcPr>
+            <w:tcW w:type="dxa" w:w="1568"/>
+            <w:vAlign w:val="center"/>
+            <w:shd w:val="clear" w:color="auto" w:fill="F1A983"/>
+            <w:tcBorders>
+              <w:top w:val="single" w:sz="4" w:color="A6A6A6"/>
+              <w:left w:val="single" w:sz="4" w:color="A6A6A6"/>
+              <w:bottom w:val="single" w:sz="4" w:color="A6A6A6"/>
+              <w:right w:val="single" w:sz="4" w:color="A6A6A6"/>
+            </w:tcBorders>
+          </w:tcPr>
+          <w:p>
+            <w:pPr>
+              <w:spacing w:before="0" w:after="0" w:line="276" w:lineRule="auto"/>
+              <w:ind w:firstLine="0"/>
+              <w:jc w:val="center"/>
+            </w:pPr>
+            <w:r/>
+            <w:r>
+              <w:rPr>
+                <w:rFonts w:ascii="Times New Roman" w:hAnsi="Times New Roman" w:eastAsia="楷体"/>
+                <w:b/>
+                <w:color w:val="000000"/>
+                <w:sz w:val="18"/>
+              </w:rPr>
+              <w:t>成交楼面均价(元/㎡)</w:t>
+            </w:r>
+          </w:p>
+        </w:tc>
+        <w:tc>
+          <w:tcPr>
+            <w:tcW w:type="dxa" w:w="1568"/>
+            <w:vAlign w:val="center"/>
+            <w:shd w:val="clear" w:color="auto" w:fill="F1A983"/>
+            <w:tcBorders>
+              <w:top w:val="single" w:sz="4" w:color="A6A6A6"/>
+              <w:left w:val="single" w:sz="4" w:color="A6A6A6"/>
+              <w:bottom w:val="single" w:sz="4" w:color="A6A6A6"/>
+              <w:right w:val="single" w:sz="4" w:color="A6A6A6"/>
+            </w:tcBorders>
+          </w:tcPr>
+          <w:p>
+            <w:pPr>
+              <w:spacing w:before="0" w:after="0" w:line="276" w:lineRule="auto"/>
+              <w:ind w:firstLine="0"/>
+              <w:jc w:val="center"/>
+            </w:pPr>
+            <w:r/>
+            <w:r>
+              <w:rPr>
+                <w:rFonts w:ascii="Times New Roman" w:hAnsi="Times New Roman" w:eastAsia="楷体"/>
+                <w:b/>
+                <w:color w:val="000000"/>
+                <w:sz w:val="18"/>
+              </w:rPr>
+              <w:t>平均溢价率</w:t>
+            </w:r>
+          </w:p>
+        </w:tc>
+        <w:tc>
+          <w:tcPr>
+            <w:tcW w:type="dxa" w:w="1568"/>
+            <w:vAlign w:val="center"/>
+            <w:shd w:val="clear" w:color="auto" w:fill="F1A983"/>
+            <w:tcBorders>
+              <w:top w:val="single" w:sz="4" w:color="A6A6A6"/>
+              <w:left w:val="single" w:sz="4" w:color="A6A6A6"/>
+              <w:bottom w:val="single" w:sz="4" w:color="A6A6A6"/>
+              <w:right w:val="single" w:sz="4" w:color="A6A6A6"/>
+            </w:tcBorders>
+          </w:tcPr>
+          <w:p>
+            <w:pPr>
+              <w:spacing w:before="0" w:after="0" w:line="276" w:lineRule="auto"/>
+              <w:ind w:firstLine="0"/>
+              <w:jc w:val="center"/>
+            </w:pPr>
+            <w:r/>
+            <w:r>
+              <w:rPr>
+                <w:rFonts w:ascii="Times New Roman" w:hAnsi="Times New Roman" w:eastAsia="楷体"/>
+                <w:b/>
+                <w:color w:val="000000"/>
+                <w:sz w:val="18"/>
+              </w:rPr>
+              <w:t>成交价(亿元)</w:t>
+            </w:r>
+          </w:p>
+        </w:tc>
+      </w:tr>
+      <w:tr>
+        <w:tc>
+          <w:tcPr>
+            <w:tcW w:type="dxa" w:w="1568"/>
+            <w:vAlign w:val="center"/>
+            <w:tcBorders>
+              <w:top w:val="single" w:sz="4" w:color="A6A6A6"/>
+              <w:left w:val="single" w:sz="4" w:color="A6A6A6"/>
+              <w:bottom w:val="single" w:sz="4" w:color="A6A6A6"/>
+              <w:right w:val="single" w:sz="4" w:color="A6A6A6"/>
+            </w:tcBorders>
+          </w:tcPr>
+          <w:p>
+            <w:pPr>
+              <w:spacing w:before="0" w:after="0" w:line="276" w:lineRule="auto"/>
+              <w:ind w:firstLine="0"/>
+              <w:jc w:val="left"/>
+            </w:pPr>
+            <w:r/>
+            <w:r>
+              <w:rPr>
+                <w:rFonts w:ascii="Times New Roman" w:hAnsi="Times New Roman" w:eastAsia="楷体"/>
+                <w:b w:val="0"/>
+                <w:color w:val="000000"/>
+                <w:sz w:val="18"/>
+              </w:rPr>
+              <w:t>2021</w:t>
+            </w:r>
+          </w:p>
+        </w:tc>
+        <w:tc>
+          <w:tcPr>
+            <w:tcW w:type="dxa" w:w="1568"/>
+            <w:vAlign w:val="center"/>
+            <w:tcBorders>
+              <w:top w:val="single" w:sz="4" w:color="A6A6A6"/>
+              <w:left w:val="single" w:sz="4" w:color="A6A6A6"/>
+              <w:bottom w:val="single" w:sz="4" w:color="A6A6A6"/>
+              <w:right w:val="single" w:sz="4" w:color="A6A6A6"/>
+            </w:tcBorders>
+          </w:tcPr>
+          <w:p>
+            <w:pPr>
+              <w:spacing w:before="0" w:after="0" w:line="276" w:lineRule="auto"/>
+              <w:ind w:firstLine="0"/>
+              <w:jc w:val="center"/>
+            </w:pPr>
+            <w:r/>
+            <w:r>
+              <w:rPr>
+                <w:rFonts w:ascii="Times New Roman" w:hAnsi="Times New Roman" w:eastAsia="楷体"/>
+                <w:b w:val="0"/>
+                <w:color w:val="000000"/>
+                <w:sz w:val="18"/>
+              </w:rPr>
+              <w:t>147</w:t>
+            </w:r>
+          </w:p>
+        </w:tc>
+        <w:tc>
+          <w:tcPr>
+            <w:tcW w:type="dxa" w:w="1568"/>
+            <w:vAlign w:val="center"/>
+            <w:tcBorders>
+              <w:top w:val="single" w:sz="4" w:color="A6A6A6"/>
+              <w:left w:val="single" w:sz="4" w:color="A6A6A6"/>
+              <w:bottom w:val="single" w:sz="4" w:color="A6A6A6"/>
+              <w:right w:val="single" w:sz="4" w:color="A6A6A6"/>
+            </w:tcBorders>
+          </w:tcPr>
+          <w:p>
+            <w:pPr>
+              <w:spacing w:before="0" w:after="0" w:line="276" w:lineRule="auto"/>
+              <w:ind w:firstLine="0"/>
+              <w:jc w:val="center"/>
+            </w:pPr>
+            <w:r/>
+            <w:r>
+              <w:rPr>
+                <w:rFonts w:ascii="Times New Roman" w:hAnsi="Times New Roman" w:eastAsia="楷体"/>
+                <w:b w:val="0"/>
+                <w:color w:val="000000"/>
+                <w:sz w:val="18"/>
+              </w:rPr>
+              <w:t>1,098.73</w:t>
+            </w:r>
+          </w:p>
+        </w:tc>
+        <w:tc>
+          <w:tcPr>
+            <w:tcW w:type="dxa" w:w="1568"/>
+            <w:vAlign w:val="center"/>
+            <w:tcBorders>
+              <w:top w:val="single" w:sz="4" w:color="A6A6A6"/>
+              <w:left w:val="single" w:sz="4" w:color="A6A6A6"/>
+              <w:bottom w:val="single" w:sz="4" w:color="A6A6A6"/>
+              <w:right w:val="single" w:sz="4" w:color="A6A6A6"/>
+            </w:tcBorders>
+          </w:tcPr>
+          <w:p>
+            <w:pPr>
+              <w:spacing w:before="0" w:after="0" w:line="276" w:lineRule="auto"/>
+              <w:ind w:firstLine="0"/>
+              <w:jc w:val="center"/>
+            </w:pPr>
+            <w:r/>
+            <w:r>
+              <w:rPr>
+                <w:rFonts w:ascii="Times New Roman" w:hAnsi="Times New Roman" w:eastAsia="楷体"/>
+                <w:b w:val="0"/>
+                <w:color w:val="000000"/>
+                <w:sz w:val="18"/>
+              </w:rPr>
+              <w:t>2,059</w:t>
+            </w:r>
+          </w:p>
+        </w:tc>
+        <w:tc>
+          <w:tcPr>
+            <w:tcW w:type="dxa" w:w="1568"/>
+            <w:vAlign w:val="center"/>
+            <w:tcBorders>
+              <w:top w:val="single" w:sz="4" w:color="A6A6A6"/>
+              <w:left w:val="single" w:sz="4" w:color="A6A6A6"/>
+              <w:bottom w:val="single" w:sz="4" w:color="A6A6A6"/>
+              <w:right w:val="single" w:sz="4" w:color="A6A6A6"/>
+            </w:tcBorders>
+          </w:tcPr>
+          <w:p>
+            <w:pPr>
+              <w:spacing w:before="0" w:after="0" w:line="276" w:lineRule="auto"/>
+              <w:ind w:firstLine="0"/>
+              <w:jc w:val="center"/>
+            </w:pPr>
+            <w:r/>
+            <w:r>
+              <w:rPr>
+                <w:rFonts w:ascii="Times New Roman" w:hAnsi="Times New Roman" w:eastAsia="楷体"/>
+                <w:b w:val="0"/>
+                <w:color w:val="000000"/>
+                <w:sz w:val="18"/>
+              </w:rPr>
+              <w:t>14.74%</w:t>
+            </w:r>
+          </w:p>
+        </w:tc>
+        <w:tc>
+          <w:tcPr>
+            <w:tcW w:type="dxa" w:w="1568"/>
+            <w:vAlign w:val="center"/>
+            <w:tcBorders>
+              <w:top w:val="single" w:sz="4" w:color="A6A6A6"/>
+              <w:left w:val="single" w:sz="4" w:color="A6A6A6"/>
+              <w:bottom w:val="single" w:sz="4" w:color="A6A6A6"/>
+              <w:right w:val="single" w:sz="4" w:color="A6A6A6"/>
+            </w:tcBorders>
+          </w:tcPr>
+          <w:p>
+            <w:pPr>
+              <w:spacing w:before="0" w:after="0" w:line="276" w:lineRule="auto"/>
+              <w:ind w:firstLine="0"/>
+              <w:jc w:val="center"/>
+            </w:pPr>
+            <w:r/>
+            <w:r>
+              <w:rPr>
+                <w:rFonts w:ascii="Times New Roman" w:hAnsi="Times New Roman" w:eastAsia="楷体"/>
+                <w:b w:val="0"/>
+                <w:color w:val="000000"/>
+                <w:sz w:val="18"/>
+              </w:rPr>
+              <w:t>226.33</w:t>
+            </w:r>
+          </w:p>
+        </w:tc>
+      </w:tr>
+      <w:tr>
+        <w:tc>
+          <w:tcPr>
+            <w:tcW w:type="dxa" w:w="1568"/>
+            <w:vAlign w:val="center"/>
+            <w:tcBorders>
+              <w:top w:val="single" w:sz="4" w:color="A6A6A6"/>
+              <w:left w:val="single" w:sz="4" w:color="A6A6A6"/>
+              <w:bottom w:val="single" w:sz="4" w:color="A6A6A6"/>
+              <w:right w:val="single" w:sz="4" w:color="A6A6A6"/>
+            </w:tcBorders>
+          </w:tcPr>
+          <w:p>
+            <w:pPr>
+              <w:spacing w:before="0" w:after="0" w:line="276" w:lineRule="auto"/>
+              <w:ind w:firstLine="0"/>
+              <w:jc w:val="left"/>
+            </w:pPr>
+            <w:r/>
+            <w:r>
+              <w:rPr>
+                <w:rFonts w:ascii="Times New Roman" w:hAnsi="Times New Roman" w:eastAsia="楷体"/>
+                <w:b w:val="0"/>
+                <w:color w:val="000000"/>
+                <w:sz w:val="18"/>
+              </w:rPr>
+              <w:t>2022</w:t>
+            </w:r>
+          </w:p>
+        </w:tc>
+        <w:tc>
+          <w:tcPr>
+            <w:tcW w:type="dxa" w:w="1568"/>
+            <w:vAlign w:val="center"/>
+            <w:tcBorders>
+              <w:top w:val="single" w:sz="4" w:color="A6A6A6"/>
+              <w:left w:val="single" w:sz="4" w:color="A6A6A6"/>
+              <w:bottom w:val="single" w:sz="4" w:color="A6A6A6"/>
+              <w:right w:val="single" w:sz="4" w:color="A6A6A6"/>
+            </w:tcBorders>
+          </w:tcPr>
+          <w:p>
+            <w:pPr>
+              <w:spacing w:before="0" w:after="0" w:line="276" w:lineRule="auto"/>
+              <w:ind w:firstLine="0"/>
+              <w:jc w:val="center"/>
+            </w:pPr>
+            <w:r/>
+            <w:r>
+              <w:rPr>
+                <w:rFonts w:ascii="Times New Roman" w:hAnsi="Times New Roman" w:eastAsia="楷体"/>
+                <w:b w:val="0"/>
+                <w:color w:val="000000"/>
+                <w:sz w:val="18"/>
+              </w:rPr>
+              <w:t>174</w:t>
+            </w:r>
+          </w:p>
+        </w:tc>
+        <w:tc>
+          <w:tcPr>
+            <w:tcW w:type="dxa" w:w="1568"/>
+            <w:vAlign w:val="center"/>
+            <w:tcBorders>
+              <w:top w:val="single" w:sz="4" w:color="A6A6A6"/>
+              <w:left w:val="single" w:sz="4" w:color="A6A6A6"/>
+              <w:bottom w:val="single" w:sz="4" w:color="A6A6A6"/>
+              <w:right w:val="single" w:sz="4" w:color="A6A6A6"/>
+            </w:tcBorders>
+          </w:tcPr>
+          <w:p>
+            <w:pPr>
+              <w:spacing w:before="0" w:after="0" w:line="276" w:lineRule="auto"/>
+              <w:ind w:firstLine="0"/>
+              <w:jc w:val="center"/>
+            </w:pPr>
+            <w:r/>
+            <w:r>
+              <w:rPr>
+                <w:rFonts w:ascii="Times New Roman" w:hAnsi="Times New Roman" w:eastAsia="楷体"/>
+                <w:b w:val="0"/>
+                <w:color w:val="000000"/>
+                <w:sz w:val="18"/>
+              </w:rPr>
+              <w:t>1,455.26</w:t>
+            </w:r>
+          </w:p>
+        </w:tc>
+        <w:tc>
+          <w:tcPr>
+            <w:tcW w:type="dxa" w:w="1568"/>
+            <w:vAlign w:val="center"/>
+            <w:tcBorders>
+              <w:top w:val="single" w:sz="4" w:color="A6A6A6"/>
+              <w:left w:val="single" w:sz="4" w:color="A6A6A6"/>
+              <w:bottom w:val="single" w:sz="4" w:color="A6A6A6"/>
+              <w:right w:val="single" w:sz="4" w:color="A6A6A6"/>
+            </w:tcBorders>
+          </w:tcPr>
+          <w:p>
+            <w:pPr>
+              <w:spacing w:before="0" w:after="0" w:line="276" w:lineRule="auto"/>
+              <w:ind w:firstLine="0"/>
+              <w:jc w:val="center"/>
+            </w:pPr>
+            <w:r/>
+            <w:r>
+              <w:rPr>
+                <w:rFonts w:ascii="Times New Roman" w:hAnsi="Times New Roman" w:eastAsia="楷体"/>
+                <w:b w:val="0"/>
+                <w:color w:val="000000"/>
+                <w:sz w:val="18"/>
+              </w:rPr>
+              <w:t>1,819</w:t>
+            </w:r>
+          </w:p>
+        </w:tc>
+        <w:tc>
+          <w:tcPr>
+            <w:tcW w:type="dxa" w:w="1568"/>
+            <w:vAlign w:val="center"/>
+            <w:tcBorders>
+              <w:top w:val="single" w:sz="4" w:color="A6A6A6"/>
+              <w:left w:val="single" w:sz="4" w:color="A6A6A6"/>
+              <w:bottom w:val="single" w:sz="4" w:color="A6A6A6"/>
+              <w:right w:val="single" w:sz="4" w:color="A6A6A6"/>
+            </w:tcBorders>
+          </w:tcPr>
+          <w:p>
+            <w:pPr>
+              <w:spacing w:before="0" w:after="0" w:line="276" w:lineRule="auto"/>
+              <w:ind w:firstLine="0"/>
+              <w:jc w:val="center"/>
+            </w:pPr>
+            <w:r/>
+            <w:r>
+              <w:rPr>
+                <w:rFonts w:ascii="Times New Roman" w:hAnsi="Times New Roman" w:eastAsia="楷体"/>
+                <w:b w:val="0"/>
+                <w:color w:val="000000"/>
+                <w:sz w:val="18"/>
+              </w:rPr>
+              <w:t>4.67%</w:t>
+            </w:r>
+          </w:p>
+        </w:tc>
+        <w:tc>
+          <w:tcPr>
+            <w:tcW w:type="dxa" w:w="1568"/>
+            <w:vAlign w:val="center"/>
+            <w:tcBorders>
+              <w:top w:val="single" w:sz="4" w:color="A6A6A6"/>
+              <w:left w:val="single" w:sz="4" w:color="A6A6A6"/>
+              <w:bottom w:val="single" w:sz="4" w:color="A6A6A6"/>
+              <w:right w:val="single" w:sz="4" w:color="A6A6A6"/>
+            </w:tcBorders>
+          </w:tcPr>
+          <w:p>
+            <w:pPr>
+              <w:spacing w:before="0" w:after="0" w:line="276" w:lineRule="auto"/>
+              <w:ind w:firstLine="0"/>
+              <w:jc w:val="center"/>
+            </w:pPr>
+            <w:r/>
+            <w:r>
+              <w:rPr>
+                <w:rFonts w:ascii="Times New Roman" w:hAnsi="Times New Roman" w:eastAsia="楷体"/>
+                <w:b w:val="0"/>
+                <w:color w:val="000000"/>
+                <w:sz w:val="18"/>
+              </w:rPr>
+              <w:t>265.45</w:t>
+            </w:r>
+          </w:p>
+        </w:tc>
+      </w:tr>
+      <w:tr>
+        <w:tc>
+          <w:tcPr>
+            <w:tcW w:type="dxa" w:w="1568"/>
+            <w:vAlign w:val="center"/>
+            <w:tcBorders>
+              <w:top w:val="single" w:sz="4" w:color="A6A6A6"/>
+              <w:left w:val="single" w:sz="4" w:color="A6A6A6"/>
+              <w:bottom w:val="single" w:sz="4" w:color="A6A6A6"/>
+              <w:right w:val="single" w:sz="4" w:color="A6A6A6"/>
+            </w:tcBorders>
+          </w:tcPr>
+          <w:p>
+            <w:pPr>
+              <w:spacing w:before="0" w:after="0" w:line="276" w:lineRule="auto"/>
+              <w:ind w:firstLine="0"/>
+              <w:jc w:val="left"/>
+            </w:pPr>
+            <w:r/>
+            <w:r>
+              <w:rPr>
+                <w:rFonts w:ascii="Times New Roman" w:hAnsi="Times New Roman" w:eastAsia="楷体"/>
+                <w:b w:val="0"/>
+                <w:color w:val="000000"/>
+                <w:sz w:val="18"/>
+              </w:rPr>
+              <w:t>2023</w:t>
+            </w:r>
+          </w:p>
+        </w:tc>
+        <w:tc>
+          <w:tcPr>
+            <w:tcW w:type="dxa" w:w="1568"/>
+            <w:vAlign w:val="center"/>
+            <w:tcBorders>
+              <w:top w:val="single" w:sz="4" w:color="A6A6A6"/>
+              <w:left w:val="single" w:sz="4" w:color="A6A6A6"/>
+              <w:bottom w:val="single" w:sz="4" w:color="A6A6A6"/>
+              <w:right w:val="single" w:sz="4" w:color="A6A6A6"/>
+            </w:tcBorders>
+          </w:tcPr>
+          <w:p>
+            <w:pPr>
+              <w:spacing w:before="0" w:after="0" w:line="276" w:lineRule="auto"/>
+              <w:ind w:firstLine="0"/>
+              <w:jc w:val="center"/>
+            </w:pPr>
+            <w:r/>
+            <w:r>
+              <w:rPr>
+                <w:rFonts w:ascii="Times New Roman" w:hAnsi="Times New Roman" w:eastAsia="楷体"/>
+                <w:b w:val="0"/>
+                <w:color w:val="000000"/>
+                <w:sz w:val="18"/>
+              </w:rPr>
+              <w:t>154</w:t>
+            </w:r>
+          </w:p>
+        </w:tc>
+        <w:tc>
+          <w:tcPr>
+            <w:tcW w:type="dxa" w:w="1568"/>
+            <w:vAlign w:val="center"/>
+            <w:tcBorders>
+              <w:top w:val="single" w:sz="4" w:color="A6A6A6"/>
+              <w:left w:val="single" w:sz="4" w:color="A6A6A6"/>
+              <w:bottom w:val="single" w:sz="4" w:color="A6A6A6"/>
+              <w:right w:val="single" w:sz="4" w:color="A6A6A6"/>
+            </w:tcBorders>
+          </w:tcPr>
+          <w:p>
+            <w:pPr>
+              <w:spacing w:before="0" w:after="0" w:line="276" w:lineRule="auto"/>
+              <w:ind w:firstLine="0"/>
+              <w:jc w:val="center"/>
+            </w:pPr>
+            <w:r/>
+            <w:r>
+              <w:rPr>
+                <w:rFonts w:ascii="Times New Roman" w:hAnsi="Times New Roman" w:eastAsia="楷体"/>
+                <w:b w:val="0"/>
+                <w:color w:val="000000"/>
+                <w:sz w:val="18"/>
+              </w:rPr>
+              <w:t>1,351.17</w:t>
+            </w:r>
+          </w:p>
+        </w:tc>
+        <w:tc>
+          <w:tcPr>
+            <w:tcW w:type="dxa" w:w="1568"/>
+            <w:vAlign w:val="center"/>
+            <w:tcBorders>
+              <w:top w:val="single" w:sz="4" w:color="A6A6A6"/>
+              <w:left w:val="single" w:sz="4" w:color="A6A6A6"/>
+              <w:bottom w:val="single" w:sz="4" w:color="A6A6A6"/>
+              <w:right w:val="single" w:sz="4" w:color="A6A6A6"/>
+            </w:tcBorders>
+          </w:tcPr>
+          <w:p>
+            <w:pPr>
+              <w:spacing w:before="0" w:after="0" w:line="276" w:lineRule="auto"/>
+              <w:ind w:firstLine="0"/>
+              <w:jc w:val="center"/>
+            </w:pPr>
+            <w:r/>
+            <w:r>
+              <w:rPr>
+                <w:rFonts w:ascii="Times New Roman" w:hAnsi="Times New Roman" w:eastAsia="楷体"/>
+                <w:b w:val="0"/>
+                <w:color w:val="000000"/>
+                <w:sz w:val="18"/>
+              </w:rPr>
+              <w:t>1,636</w:t>
+            </w:r>
+          </w:p>
+        </w:tc>
+        <w:tc>
+          <w:tcPr>
+            <w:tcW w:type="dxa" w:w="1568"/>
+            <w:vAlign w:val="center"/>
+            <w:tcBorders>
+              <w:top w:val="single" w:sz="4" w:color="A6A6A6"/>
+              <w:left w:val="single" w:sz="4" w:color="A6A6A6"/>
+              <w:bottom w:val="single" w:sz="4" w:color="A6A6A6"/>
+              <w:right w:val="single" w:sz="4" w:color="A6A6A6"/>
+            </w:tcBorders>
+          </w:tcPr>
+          <w:p>
+            <w:pPr>
+              <w:spacing w:before="0" w:after="0" w:line="276" w:lineRule="auto"/>
+              <w:ind w:firstLine="0"/>
+              <w:jc w:val="center"/>
+            </w:pPr>
+            <w:r/>
+            <w:r>
+              <w:rPr>
+                <w:rFonts w:ascii="Times New Roman" w:hAnsi="Times New Roman" w:eastAsia="楷体"/>
+                <w:b w:val="0"/>
+                <w:color w:val="000000"/>
+                <w:sz w:val="18"/>
+              </w:rPr>
+              <w:t>4.51%</w:t>
+            </w:r>
+          </w:p>
+        </w:tc>
+        <w:tc>
+          <w:tcPr>
+            <w:tcW w:type="dxa" w:w="1568"/>
+            <w:vAlign w:val="center"/>
+            <w:tcBorders>
+              <w:top w:val="single" w:sz="4" w:color="A6A6A6"/>
+              <w:left w:val="single" w:sz="4" w:color="A6A6A6"/>
+              <w:bottom w:val="single" w:sz="4" w:color="A6A6A6"/>
+              <w:right w:val="single" w:sz="4" w:color="A6A6A6"/>
+            </w:tcBorders>
+          </w:tcPr>
+          <w:p>
+            <w:pPr>
+              <w:spacing w:before="0" w:after="0" w:line="276" w:lineRule="auto"/>
+              <w:ind w:firstLine="0"/>
+              <w:jc w:val="center"/>
+            </w:pPr>
+            <w:r/>
+            <w:r>
+              <w:rPr>
+                <w:rFonts w:ascii="Times New Roman" w:hAnsi="Times New Roman" w:eastAsia="楷体"/>
+                <w:b w:val="0"/>
+                <w:color w:val="000000"/>
+                <w:sz w:val="18"/>
+              </w:rPr>
+              <w:t>221.13</w:t>
+            </w:r>
+          </w:p>
+        </w:tc>
+      </w:tr>
+      <w:tr>
+        <w:tc>
+          <w:tcPr>
+            <w:tcW w:type="dxa" w:w="1568"/>
+            <w:vAlign w:val="center"/>
+            <w:tcBorders>
+              <w:top w:val="single" w:sz="4" w:color="A6A6A6"/>
+              <w:left w:val="single" w:sz="4" w:color="A6A6A6"/>
+              <w:bottom w:val="single" w:sz="4" w:color="A6A6A6"/>
+              <w:right w:val="single" w:sz="4" w:color="A6A6A6"/>
+            </w:tcBorders>
+          </w:tcPr>
+          <w:p>
+            <w:pPr>
+              <w:spacing w:before="0" w:after="0" w:line="276" w:lineRule="auto"/>
+              <w:ind w:firstLine="0"/>
+              <w:jc w:val="left"/>
+            </w:pPr>
+            <w:r/>
+            <w:r>
+              <w:rPr>
+                <w:rFonts w:ascii="Times New Roman" w:hAnsi="Times New Roman" w:eastAsia="楷体"/>
+                <w:b w:val="0"/>
+                <w:color w:val="000000"/>
+                <w:sz w:val="18"/>
+              </w:rPr>
+              <w:t>2024</w:t>
+            </w:r>
+          </w:p>
+        </w:tc>
+        <w:tc>
+          <w:tcPr>
+            <w:tcW w:type="dxa" w:w="1568"/>
+            <w:vAlign w:val="center"/>
+            <w:tcBorders>
+              <w:top w:val="single" w:sz="4" w:color="A6A6A6"/>
+              <w:left w:val="single" w:sz="4" w:color="A6A6A6"/>
+              <w:bottom w:val="single" w:sz="4" w:color="A6A6A6"/>
+              <w:right w:val="single" w:sz="4" w:color="A6A6A6"/>
+            </w:tcBorders>
+          </w:tcPr>
+          <w:p>
+            <w:pPr>
+              <w:spacing w:before="0" w:after="0" w:line="276" w:lineRule="auto"/>
+              <w:ind w:firstLine="0"/>
+              <w:jc w:val="center"/>
+            </w:pPr>
+            <w:r/>
+            <w:r>
+              <w:rPr>
+                <w:rFonts w:ascii="Times New Roman" w:hAnsi="Times New Roman" w:eastAsia="楷体"/>
+                <w:b w:val="0"/>
+                <w:color w:val="000000"/>
+                <w:sz w:val="18"/>
+              </w:rPr>
+              <w:t>116</w:t>
+            </w:r>
+          </w:p>
+        </w:tc>
+        <w:tc>
+          <w:tcPr>
+            <w:tcW w:type="dxa" w:w="1568"/>
+            <w:vAlign w:val="center"/>
+            <w:tcBorders>
+              <w:top w:val="single" w:sz="4" w:color="A6A6A6"/>
+              <w:left w:val="single" w:sz="4" w:color="A6A6A6"/>
+              <w:bottom w:val="single" w:sz="4" w:color="A6A6A6"/>
+              <w:right w:val="single" w:sz="4" w:color="A6A6A6"/>
+            </w:tcBorders>
+          </w:tcPr>
+          <w:p>
+            <w:pPr>
+              <w:spacing w:before="0" w:after="0" w:line="276" w:lineRule="auto"/>
+              <w:ind w:firstLine="0"/>
+              <w:jc w:val="center"/>
+            </w:pPr>
+            <w:r/>
+            <w:r>
+              <w:rPr>
+                <w:rFonts w:ascii="Times New Roman" w:hAnsi="Times New Roman" w:eastAsia="楷体"/>
+                <w:b w:val="0"/>
+                <w:color w:val="000000"/>
+                <w:sz w:val="18"/>
+              </w:rPr>
+              <w:t>653.30</w:t>
+            </w:r>
+          </w:p>
+        </w:tc>
+        <w:tc>
+          <w:tcPr>
+            <w:tcW w:type="dxa" w:w="1568"/>
+            <w:vAlign w:val="center"/>
+            <w:tcBorders>
+              <w:top w:val="single" w:sz="4" w:color="A6A6A6"/>
+              <w:left w:val="single" w:sz="4" w:color="A6A6A6"/>
+              <w:bottom w:val="single" w:sz="4" w:color="A6A6A6"/>
+              <w:right w:val="single" w:sz="4" w:color="A6A6A6"/>
+            </w:tcBorders>
+          </w:tcPr>
+          <w:p>
+            <w:pPr>
+              <w:spacing w:before="0" w:after="0" w:line="276" w:lineRule="auto"/>
+              <w:ind w:firstLine="0"/>
+              <w:jc w:val="center"/>
+            </w:pPr>
+            <w:r/>
+            <w:r>
+              <w:rPr>
+                <w:rFonts w:ascii="Times New Roman" w:hAnsi="Times New Roman" w:eastAsia="楷体"/>
+                <w:b w:val="0"/>
+                <w:color w:val="000000"/>
+                <w:sz w:val="18"/>
+              </w:rPr>
+              <w:t>1,154</w:t>
+            </w:r>
+          </w:p>
+        </w:tc>
+        <w:tc>
+          <w:tcPr>
+            <w:tcW w:type="dxa" w:w="1568"/>
+            <w:vAlign w:val="center"/>
+            <w:tcBorders>
+              <w:top w:val="single" w:sz="4" w:color="A6A6A6"/>
+              <w:left w:val="single" w:sz="4" w:color="A6A6A6"/>
+              <w:bottom w:val="single" w:sz="4" w:color="A6A6A6"/>
+              <w:right w:val="single" w:sz="4" w:color="A6A6A6"/>
+            </w:tcBorders>
+          </w:tcPr>
+          <w:p>
+            <w:pPr>
+              <w:spacing w:before="0" w:after="0" w:line="276" w:lineRule="auto"/>
+              <w:ind w:firstLine="0"/>
+              <w:jc w:val="center"/>
+            </w:pPr>
+            <w:r/>
+            <w:r>
+              <w:rPr>
+                <w:rFonts w:ascii="Times New Roman" w:hAnsi="Times New Roman" w:eastAsia="楷体"/>
+                <w:b w:val="0"/>
+                <w:color w:val="000000"/>
+                <w:sz w:val="18"/>
+              </w:rPr>
+              <w:t>4.45%</w:t>
+            </w:r>
+          </w:p>
+        </w:tc>
+        <w:tc>
+          <w:tcPr>
+            <w:tcW w:type="dxa" w:w="1568"/>
+            <w:vAlign w:val="center"/>
+            <w:tcBorders>
+              <w:top w:val="single" w:sz="4" w:color="A6A6A6"/>
+              <w:left w:val="single" w:sz="4" w:color="A6A6A6"/>
+              <w:bottom w:val="single" w:sz="4" w:color="A6A6A6"/>
+              <w:right w:val="single" w:sz="4" w:color="A6A6A6"/>
+            </w:tcBorders>
+          </w:tcPr>
+          <w:p>
+            <w:pPr>
+              <w:spacing w:before="0" w:after="0" w:line="276" w:lineRule="auto"/>
+              <w:ind w:firstLine="0"/>
+              <w:jc w:val="center"/>
+            </w:pPr>
+            <w:r/>
+            <w:r>
+              <w:rPr>
+                <w:rFonts w:ascii="Times New Roman" w:hAnsi="Times New Roman" w:eastAsia="楷体"/>
+                <w:b w:val="0"/>
+                <w:color w:val="000000"/>
+                <w:sz w:val="18"/>
+              </w:rPr>
+              <w:t>75.77</w:t>
+            </w:r>
+          </w:p>
+        </w:tc>
+      </w:tr>
+      <w:tr>
+        <w:tc>
+          <w:tcPr>
+            <w:tcW w:type="dxa" w:w="1568"/>
+            <w:vAlign w:val="center"/>
+            <w:tcBorders>
+              <w:top w:val="single" w:sz="4" w:color="A6A6A6"/>
+              <w:left w:val="single" w:sz="4" w:color="A6A6A6"/>
+              <w:bottom w:val="single" w:sz="4" w:color="A6A6A6"/>
+              <w:right w:val="single" w:sz="4" w:color="A6A6A6"/>
+            </w:tcBorders>
+          </w:tcPr>
+          <w:p>
+            <w:pPr>
+              <w:spacing w:before="0" w:after="0" w:line="276" w:lineRule="auto"/>
+              <w:ind w:firstLine="0"/>
+              <w:jc w:val="left"/>
+            </w:pPr>
+            <w:r/>
+            <w:r>
+              <w:rPr>
+                <w:rFonts w:ascii="Times New Roman" w:hAnsi="Times New Roman" w:eastAsia="楷体"/>
+                <w:b w:val="0"/>
+                <w:color w:val="000000"/>
+                <w:sz w:val="18"/>
+              </w:rPr>
+              <w:t>2025</w:t>
+            </w:r>
+          </w:p>
+        </w:tc>
+        <w:tc>
+          <w:tcPr>
+            <w:tcW w:type="dxa" w:w="1568"/>
+            <w:vAlign w:val="center"/>
+            <w:tcBorders>
+              <w:top w:val="single" w:sz="4" w:color="A6A6A6"/>
+              <w:left w:val="single" w:sz="4" w:color="A6A6A6"/>
+              <w:bottom w:val="single" w:sz="4" w:color="A6A6A6"/>
+              <w:right w:val="single" w:sz="4" w:color="A6A6A6"/>
+            </w:tcBorders>
+          </w:tcPr>
+          <w:p>
+            <w:pPr>
+              <w:spacing w:before="0" w:after="0" w:line="276" w:lineRule="auto"/>
+              <w:ind w:firstLine="0"/>
+              <w:jc w:val="center"/>
+            </w:pPr>
+            <w:r/>
+            <w:r>
+              <w:rPr>
+                <w:rFonts w:ascii="Times New Roman" w:hAnsi="Times New Roman" w:eastAsia="楷体"/>
+                <w:b w:val="0"/>
+                <w:color w:val="000000"/>
+                <w:sz w:val="18"/>
+              </w:rPr>
+              <w:t>105</w:t>
+            </w:r>
+          </w:p>
+        </w:tc>
+        <w:tc>
+          <w:tcPr>
+            <w:tcW w:type="dxa" w:w="1568"/>
+            <w:vAlign w:val="center"/>
+            <w:tcBorders>
+              <w:top w:val="single" w:sz="4" w:color="A6A6A6"/>
+              <w:left w:val="single" w:sz="4" w:color="A6A6A6"/>
+              <w:bottom w:val="single" w:sz="4" w:color="A6A6A6"/>
+              <w:right w:val="single" w:sz="4" w:color="A6A6A6"/>
+            </w:tcBorders>
+          </w:tcPr>
+          <w:p>
+            <w:pPr>
+              <w:spacing w:before="0" w:after="0" w:line="276" w:lineRule="auto"/>
+              <w:ind w:firstLine="0"/>
+              <w:jc w:val="center"/>
+            </w:pPr>
+            <w:r/>
+            <w:r>
+              <w:rPr>
+                <w:rFonts w:ascii="Times New Roman" w:hAnsi="Times New Roman" w:eastAsia="楷体"/>
+                <w:b w:val="0"/>
+                <w:color w:val="000000"/>
+                <w:sz w:val="18"/>
+              </w:rPr>
+              <w:t>746.27</w:t>
+            </w:r>
+          </w:p>
+        </w:tc>
+        <w:tc>
+          <w:tcPr>
+            <w:tcW w:type="dxa" w:w="1568"/>
+            <w:vAlign w:val="center"/>
+            <w:tcBorders>
+              <w:top w:val="single" w:sz="4" w:color="A6A6A6"/>
+              <w:left w:val="single" w:sz="4" w:color="A6A6A6"/>
+              <w:bottom w:val="single" w:sz="4" w:color="A6A6A6"/>
+              <w:right w:val="single" w:sz="4" w:color="A6A6A6"/>
+            </w:tcBorders>
+          </w:tcPr>
+          <w:p>
+            <w:pPr>
+              <w:spacing w:before="0" w:after="0" w:line="276" w:lineRule="auto"/>
+              <w:ind w:firstLine="0"/>
+              <w:jc w:val="center"/>
+            </w:pPr>
+            <w:r/>
+            <w:r>
+              <w:rPr>
+                <w:rFonts w:ascii="Times New Roman" w:hAnsi="Times New Roman" w:eastAsia="楷体"/>
+                <w:b w:val="0"/>
+                <w:color w:val="000000"/>
+                <w:sz w:val="18"/>
+              </w:rPr>
+              <w:t>1,379</w:t>
+            </w:r>
+          </w:p>
+        </w:tc>
+        <w:tc>
+          <w:tcPr>
+            <w:tcW w:type="dxa" w:w="1568"/>
+            <w:vAlign w:val="center"/>
+            <w:tcBorders>
+              <w:top w:val="single" w:sz="4" w:color="A6A6A6"/>
+              <w:left w:val="single" w:sz="4" w:color="A6A6A6"/>
+              <w:bottom w:val="single" w:sz="4" w:color="A6A6A6"/>
+              <w:right w:val="single" w:sz="4" w:color="A6A6A6"/>
+            </w:tcBorders>
+          </w:tcPr>
+          <w:p>
+            <w:pPr>
+              <w:spacing w:before="0" w:after="0" w:line="276" w:lineRule="auto"/>
+              <w:ind w:firstLine="0"/>
+              <w:jc w:val="center"/>
+            </w:pPr>
+            <w:r/>
+            <w:r>
+              <w:rPr>
+                <w:rFonts w:ascii="Times New Roman" w:hAnsi="Times New Roman" w:eastAsia="楷体"/>
+                <w:b w:val="0"/>
+                <w:color w:val="000000"/>
+                <w:sz w:val="18"/>
+              </w:rPr>
+              <w:t>4.84%</w:t>
+            </w:r>
+          </w:p>
+        </w:tc>
+        <w:tc>
+          <w:tcPr>
+            <w:tcW w:type="dxa" w:w="1568"/>
+            <w:vAlign w:val="center"/>
+            <w:tcBorders>
+              <w:top w:val="single" w:sz="4" w:color="A6A6A6"/>
+              <w:left w:val="single" w:sz="4" w:color="A6A6A6"/>
+              <w:bottom w:val="single" w:sz="4" w:color="A6A6A6"/>
+              <w:right w:val="single" w:sz="4" w:color="A6A6A6"/>
+            </w:tcBorders>
+          </w:tcPr>
+          <w:p>
+            <w:pPr>
+              <w:spacing w:before="0" w:after="0" w:line="276" w:lineRule="auto"/>
+              <w:ind w:firstLine="0"/>
+              <w:jc w:val="center"/>
+            </w:pPr>
+            <w:r/>
+            <w:r>
+              <w:rPr>
+                <w:rFonts w:ascii="Times New Roman" w:hAnsi="Times New Roman" w:eastAsia="楷体"/>
+                <w:b w:val="0"/>
+                <w:color w:val="000000"/>
+                <w:sz w:val="18"/>
+              </w:rPr>
+              <w:t>103.05</w:t>
+            </w:r>
+          </w:p>
+        </w:tc>
+      </w:tr>
+      <w:tr>
+        <w:tc>
+          <w:tcPr>
+            <w:tcW w:type="dxa" w:w="1568"/>
+            <w:vAlign w:val="center"/>
+            <w:tcBorders>
+              <w:top w:val="single" w:sz="4" w:color="A6A6A6"/>
+              <w:left w:val="single" w:sz="4" w:color="A6A6A6"/>
+              <w:bottom w:val="single" w:sz="4" w:color="A6A6A6"/>
+              <w:right w:val="single" w:sz="4" w:color="A6A6A6"/>
+            </w:tcBorders>
+          </w:tcPr>
+          <w:p>
+            <w:pPr>
+              <w:spacing w:before="0" w:after="0" w:line="276" w:lineRule="auto"/>
+              <w:ind w:firstLine="0"/>
+              <w:jc w:val="left"/>
+            </w:pPr>
+            <w:r/>
+            <w:r>
+              <w:rPr>
+                <w:rFonts w:ascii="Times New Roman" w:hAnsi="Times New Roman" w:eastAsia="楷体"/>
+                <w:b w:val="0"/>
+                <w:color w:val="000000"/>
+                <w:sz w:val="18"/>
+              </w:rPr>
+              <w:t>2026年1-4月</w:t>
+            </w:r>
+          </w:p>
+        </w:tc>
+        <w:tc>
+          <w:tcPr>
+            <w:tcW w:type="dxa" w:w="1568"/>
+            <w:vAlign w:val="center"/>
+            <w:tcBorders>
+              <w:top w:val="single" w:sz="4" w:color="A6A6A6"/>
+              <w:left w:val="single" w:sz="4" w:color="A6A6A6"/>
+              <w:bottom w:val="single" w:sz="4" w:color="A6A6A6"/>
+              <w:right w:val="single" w:sz="4" w:color="A6A6A6"/>
+            </w:tcBorders>
+          </w:tcPr>
+          <w:p>
+            <w:pPr>
+              <w:spacing w:before="0" w:after="0" w:line="276" w:lineRule="auto"/>
+              <w:ind w:firstLine="0"/>
+              <w:jc w:val="center"/>
+            </w:pPr>
+            <w:r/>
+            <w:r>
+              <w:rPr>
+                <w:rFonts w:ascii="Times New Roman" w:hAnsi="Times New Roman" w:eastAsia="楷体"/>
+                <w:b w:val="0"/>
+                <w:color w:val="000000"/>
+                <w:sz w:val="18"/>
+              </w:rPr>
+              <w:t>46</w:t>
+            </w:r>
+          </w:p>
+        </w:tc>
+        <w:tc>
+          <w:tcPr>
+            <w:tcW w:type="dxa" w:w="1568"/>
+            <w:vAlign w:val="center"/>
+            <w:tcBorders>
+              <w:top w:val="single" w:sz="4" w:color="A6A6A6"/>
+              <w:left w:val="single" w:sz="4" w:color="A6A6A6"/>
+              <w:bottom w:val="single" w:sz="4" w:color="A6A6A6"/>
+              <w:right w:val="single" w:sz="4" w:color="A6A6A6"/>
+            </w:tcBorders>
+          </w:tcPr>
+          <w:p>
+            <w:pPr>
+              <w:spacing w:before="0" w:after="0" w:line="276" w:lineRule="auto"/>
+              <w:ind w:firstLine="0"/>
+              <w:jc w:val="center"/>
+            </w:pPr>
+            <w:r/>
+            <w:r>
+              <w:rPr>
+                <w:rFonts w:ascii="Times New Roman" w:hAnsi="Times New Roman" w:eastAsia="楷体"/>
+                <w:b w:val="0"/>
+                <w:color w:val="000000"/>
+                <w:sz w:val="18"/>
+              </w:rPr>
+              <w:t>149.77</w:t>
+            </w:r>
+          </w:p>
+        </w:tc>
+        <w:tc>
+          <w:tcPr>
+            <w:tcW w:type="dxa" w:w="1568"/>
+            <w:vAlign w:val="center"/>
+            <w:tcBorders>
+              <w:top w:val="single" w:sz="4" w:color="A6A6A6"/>
+              <w:left w:val="single" w:sz="4" w:color="A6A6A6"/>
+              <w:bottom w:val="single" w:sz="4" w:color="A6A6A6"/>
+              <w:right w:val="single" w:sz="4" w:color="A6A6A6"/>
+            </w:tcBorders>
+          </w:tcPr>
+          <w:p>
+            <w:pPr>
+              <w:spacing w:before="0" w:after="0" w:line="276" w:lineRule="auto"/>
+              <w:ind w:firstLine="0"/>
+              <w:jc w:val="center"/>
+            </w:pPr>
+            <w:r/>
+            <w:r>
+              <w:rPr>
+                <w:rFonts w:ascii="Times New Roman" w:hAnsi="Times New Roman" w:eastAsia="楷体"/>
+                <w:b w:val="0"/>
+                <w:color w:val="000000"/>
+                <w:sz w:val="18"/>
+              </w:rPr>
+              <w:t>—</w:t>
+            </w:r>
+          </w:p>
+        </w:tc>
+        <w:tc>
+          <w:tcPr>
+            <w:tcW w:type="dxa" w:w="1568"/>
+            <w:vAlign w:val="center"/>
+            <w:tcBorders>
+              <w:top w:val="single" w:sz="4" w:color="A6A6A6"/>
+              <w:left w:val="single" w:sz="4" w:color="A6A6A6"/>
+              <w:bottom w:val="single" w:sz="4" w:color="A6A6A6"/>
+              <w:right w:val="single" w:sz="4" w:color="A6A6A6"/>
+            </w:tcBorders>
+          </w:tcPr>
+          <w:p>
+            <w:pPr>
+              <w:spacing w:before="0" w:after="0" w:line="276" w:lineRule="auto"/>
+              <w:ind w:firstLine="0"/>
+              <w:jc w:val="center"/>
+            </w:pPr>
+            <w:r/>
+            <w:r>
+              <w:rPr>
+                <w:rFonts w:ascii="Times New Roman" w:hAnsi="Times New Roman" w:eastAsia="楷体"/>
+                <w:b w:val="0"/>
+                <w:color w:val="000000"/>
+                <w:sz w:val="18"/>
+              </w:rPr>
+              <w:t>—</w:t>
+            </w:r>
+          </w:p>
+        </w:tc>
+        <w:tc>
+          <w:tcPr>
+            <w:tcW w:type="dxa" w:w="1568"/>
+            <w:vAlign w:val="center"/>
+            <w:tcBorders>
+              <w:top w:val="single" w:sz="4" w:color="A6A6A6"/>
+              <w:left w:val="single" w:sz="4" w:color="A6A6A6"/>
+              <w:bottom w:val="single" w:sz="4" w:color="A6A6A6"/>
+              <w:right w:val="single" w:sz="4" w:color="A6A6A6"/>
+            </w:tcBorders>
+          </w:tcPr>
+          <w:p>
+            <w:pPr>
+              <w:spacing w:before="0" w:after="0" w:line="276" w:lineRule="auto"/>
+              <w:ind w:firstLine="0"/>
+              <w:jc w:val="center"/>
+            </w:pPr>
+            <w:r/>
+            <w:r>
+              <w:rPr>
+                <w:rFonts w:ascii="Times New Roman" w:hAnsi="Times New Roman" w:eastAsia="楷体"/>
+                <w:b w:val="0"/>
+                <w:color w:val="000000"/>
+                <w:sz w:val="18"/>
+              </w:rPr>
+              <w:t>7.86</w:t>
+            </w:r>
+          </w:p>
+        </w:tc>
+      </w:tr>
+    </w:tbl>
+    <w:p>
+      <w:pPr>
+        <w:spacing w:before="0" w:after="80" w:line="360" w:lineRule="auto"/>
+        <w:ind w:firstLine="0"/>
+      </w:pPr>
+      <w:r>
+        <w:rPr>
+          <w:rFonts w:ascii="Times New Roman" w:hAnsi="Times New Roman" w:eastAsia="楷体"/>
+          <w:b w:val="0"/>
+          <w:color w:val="000000"/>
+          <w:sz w:val="19"/>
+        </w:rPr>
+        <w:t>资料来源:中指数据库,风控信评部整理</w:t>
       </w:r>
     </w:p>
     <w:p>
@@ -4388,7 +5467,7 @@
           <w:color w:val="000000"/>
           <w:sz w:val="21"/>
         </w:rPr>
-        <w:t>政府债务方面，2023、2024、2025年末呼伦贝尔市地方政府债务余额分别为720.42亿元、801.42亿元、896.32亿元，2025年末债务限额968.66亿元，债务余额控制在限额以内；城投有息债务2025年末估算余额24.04亿元。债务率指标看，2025年末政府债务率606.85%、城投债务率16.27%、宽口径债务率623.12%。</w:t>
+        <w:t>从房地产销售看，2021-2025年南昌市商品住宅成交面积由358.10万㎡变动至187.72万㎡、累计下降47.6%；新房均价2025年为11,434元/㎡、较2021年高点(13,724元/㎡)累计下跌16.69%；2025年去化周期7.99个月。二手房市场仍处于深度调整，据中指冰山指数(最低挂牌价口径)，南昌二手房挂牌价较2019年6月高点累计下跌42.11%，2023年累计跌幅-8.88%、2024年累计跌幅-13.65%、2025年累计跌幅-18.29%。</w:t>
       </w:r>
     </w:p>
     <w:p>
@@ -4403,7 +5482,22 @@
           <w:color w:val="000000"/>
           <w:sz w:val="21"/>
         </w:rPr>
-        <w:t>综合来看，呼伦贝尔市财政基本盘总体稳健，但土地财政收缩与债务规模扩张是当前主要压力线；我们预计宽口径债务率短期内将维持偏高水平，需重点关注后续化债进展、土地市场企稳情况以及融资平台合规整改对城投再融资能力的影响。</w:t>
+        <w:t>政府债务方面，2023、2024、2025年末南昌市地方政府债务余额分别为1,678.60亿元、1,929.98亿元、2,200.07亿元，两年累计增长31.07%，主要源于地方专项债加快发行及置换债集中落地；2025年末债务限额2,310.52亿元，债务余额控制在限额以内。城投有息债务方面，2025年末估算余额为3,701.77亿元，较2023年末增长10.55%。债务率指标看，2025年末南昌市政府债务率159.90%、城投债务率269.04%、宽口径债务率428.94%，较2023年末抬升102.56个百分点，显著高于公认的300%偏高临界线、在全国主要城市中处于较高水平。值得注意的是，政府性基金收入下滑是债务率分母端走低的重要因素，叠加债务规模快速扩张，对债务率指标形成放大效应。</w:t>
+      </w:r>
+    </w:p>
+    <w:p>
+      <w:pPr>
+        <w:spacing w:before="0" w:after="60" w:line="360" w:lineRule="auto"/>
+        <w:ind w:firstLine="420"/>
+      </w:pPr>
+      <w:r>
+        <w:rPr>
+          <w:rFonts w:ascii="Times New Roman" w:hAnsi="Times New Roman" w:eastAsia="楷体"/>
+          <w:b w:val="0"/>
+          <w:color w:val="000000"/>
+          <w:sz w:val="21"/>
+        </w:rPr>
+        <w:t>综合来看，南昌市作为省会、产业多元，区域信用环境总体稳健。我们预计宽口径债务率短期内将维持高位，需重点关注后续化债进展、土地市场企稳情况以及融资平台合规整改对城投平台再融资能力的影响。</w:t>
       </w:r>
     </w:p>
     <w:sectPr>
